--- a/AdvancePaymentsLocalizationForCzech/Source/Advance Payments Localization for Czech/Src/Reports/SalesInvoicewithAdvEmail.docx
+++ b/AdvancePaymentsLocalizationForCzech/Source/Advance Payments Localization for Czech/Src/Reports/SalesInvoicewithAdvEmail.docx
@@ -1963,6 +1963,70 @@
  
  < N a v W o r d R e p o r t X m l P a r t   x m l n s = " u r n : m i c r o s o f t - d y n a m i c s - n a v / r e p o r t s / S a l e s _ I n v o i c e _ w i t h _ A d v _ C Z Z / 3 1 0 1 8 / " >   
+     < B C R e p o r t I n f o r m a t i o n > + 
+         < R e p o r t M e t a d a t a > + 
+             < E x t e n s i o n I d > E x t e n s i o n   I D < / E x t e n s i o n I d > + 
+             < E x t e n s i o n N a m e > E x t e n s i o n   N a m e < / E x t e n s i o n N a m e > + 
+             < E x t e n s i o n P u b l i s h e r > E x t e n s i o n   P u b l i s h e r < / E x t e n s i o n P u b l i s h e r > + 
+             < E x t e n s i o n V e r s i o n > E x t e n s i o n   V e r s i o n < / E x t e n s i o n V e r s i o n > + 
+             < R e p o r t I d > R e p o r t   I D < / R e p o r t I d > + 
+             < R e p o r t N a m e > R e p o r t   N a m e < / R e p o r t N a m e > + 
+             < A b o u t T h i s R e p o r t T i t l e > A b o u t   T h i s   R e p o r t   T i t l e < / A b o u t T h i s R e p o r t T i t l e > + 
+             < A b o u t T h i s R e p o r t T e x t > A b o u t   T h i s   R e p o r t   T e x t < / A b o u t T h i s R e p o r t T e x t > + 
+             < R e p o r t H e l p L i n k > R e p o r t   H e l p   L i n k < / R e p o r t H e l p L i n k > + 
+         < / R e p o r t M e t a d a t a > + 
+         < R e p o r t R e q u e s t > + 
+             < T e n a n t E n t r a I d > T e n a n t   E n t r a   I d < / T e n a n t E n t r a I d > + 
+             < E n v i r o n m e n t N a m e > E n v i r o n m e n t   N a m e < / E n v i r o n m e n t N a m e > + 
+             < E n v i r o n m e n t T y p e > E n v i r o n m e n t   T y p e < / E n v i r o n m e n t T y p e > + 
+             < C o m p a n y N a m e > C o m p a n y   N a m e < / C o m p a n y N a m e > + 
+             < C o m p a n y D i s p l a y N a m e > C o m p a n y   D i s p l a y   N a m e < / C o m p a n y D i s p l a y N a m e > + 
+             < C o m p a n y I d > C o m p a n y   I D < / C o m p a n y I d > + 
+             < U s e r N a m e > U s e r   N a m e < / U s e r N a m e > + 
+             < D a t e A n d T i m e > D a t e   a n d   T i m e < / D a t e A n d T i m e > + 
+             < L a n g u a g e > L a n g u a g e < / L a n g u a g e > + 
+             < F o r m a t R e g i o n > F o r m a t   R e g i o n < / F o r m a t R e g i o n > + 
+             < D a t e T i m e V a l u e s > + 
+                 < Y e a r > Y e a r < / Y e a r > + 
+                 < M o n t h N u m b e r > M o n t h   N u m b e r < / M o n t h N u m b e r > + 
+                 < D a y N u m b e r > D a y   N u m b e r < / D a y N u m b e r > + 
+                 < H o u r > H o u r < / H o u r > + 
+                 < M i n u t e > M i n u t e < / M i n u t e > + 
+             < / D a t e T i m e V a l u e s > + 
+         < / R e p o r t R e q u e s t > + 
+     < / B C R e p o r t I n f o r m a t i o n > + 
      < C o m p a n y _ I n f o r m a t i o n >   
          < C o m p a n y A d d r 1 > C o m p a n y A d d r 1 < / C o m p a n y A d d r 1 > @@ -1992,6 +2056,8 @@
              < G e n e r a l _ L e d g e r _ S e t u p >   
                  < L C Y C o d e _ G e n e r a l L e d g e r S e t u p > L C Y C o d e _ G e n e r a l L e d g e r S e t u p < / L C Y C o d e _ G e n e r a l L e d g e r S e t u p > + 
+                 < V A T C u r r e n c y C o d e > V A T C u r r e n c y C o d e < / V A T C u r r e n c y C o d e >   
              < / G e n e r a l _ L e d g e r _ S e t u p >   

--- a/AdvancePaymentsLocalizationForCzech/Source/Advance Payments Localization for Czech/Src/Reports/SalesInvoicewithAdvEmail.docx
+++ b/AdvancePaymentsLocalizationForCzech/Source/Advance Payments Localization for Czech/Src/Reports/SalesInvoicewithAdvEmail.docx
@@ -1963,6 +1963,70 @@
  
  < N a v W o r d R e p o r t X m l P a r t   x m l n s = " u r n : m i c r o s o f t - d y n a m i c s - n a v / r e p o r t s / S a l e s _ I n v o i c e _ w i t h _ A d v _ C Z Z / 3 1 0 1 8 / " >   
+     < B C R e p o r t I n f o r m a t i o n > + 
+         < R e p o r t M e t a d a t a > + 
+             < E x t e n s i o n I d > E x t e n s i o n   I D < / E x t e n s i o n I d > + 
+             < E x t e n s i o n N a m e > E x t e n s i o n   N a m e < / E x t e n s i o n N a m e > + 
+             < E x t e n s i o n P u b l i s h e r > E x t e n s i o n   P u b l i s h e r < / E x t e n s i o n P u b l i s h e r > + 
+             < E x t e n s i o n V e r s i o n > E x t e n s i o n   V e r s i o n < / E x t e n s i o n V e r s i o n > + 
+             < R e p o r t I d > R e p o r t   I D < / R e p o r t I d > + 
+             < R e p o r t N a m e > R e p o r t   N a m e < / R e p o r t N a m e > + 
+             < A b o u t T h i s R e p o r t T i t l e > A b o u t   T h i s   R e p o r t   T i t l e < / A b o u t T h i s R e p o r t T i t l e > + 
+             < A b o u t T h i s R e p o r t T e x t > A b o u t   T h i s   R e p o r t   T e x t < / A b o u t T h i s R e p o r t T e x t > + 
+             < R e p o r t H e l p L i n k > R e p o r t   H e l p   L i n k < / R e p o r t H e l p L i n k > + 
+         < / R e p o r t M e t a d a t a > + 
+         < R e p o r t R e q u e s t > + 
+             < T e n a n t E n t r a I d > T e n a n t   E n t r a   I d < / T e n a n t E n t r a I d > + 
+             < E n v i r o n m e n t N a m e > E n v i r o n m e n t   N a m e < / E n v i r o n m e n t N a m e > + 
+             < E n v i r o n m e n t T y p e > E n v i r o n m e n t   T y p e < / E n v i r o n m e n t T y p e > + 
+             < C o m p a n y N a m e > C o m p a n y   N a m e < / C o m p a n y N a m e > + 
+             < C o m p a n y D i s p l a y N a m e > C o m p a n y   D i s p l a y   N a m e < / C o m p a n y D i s p l a y N a m e > + 
+             < C o m p a n y I d > C o m p a n y   I D < / C o m p a n y I d > + 
+             < U s e r N a m e > U s e r   N a m e < / U s e r N a m e > + 
+             < D a t e A n d T i m e > D a t e   a n d   T i m e < / D a t e A n d T i m e > + 
+             < L a n g u a g e > L a n g u a g e < / L a n g u a g e > + 
+             < F o r m a t R e g i o n > F o r m a t   R e g i o n < / F o r m a t R e g i o n > + 
+             < D a t e T i m e V a l u e s > + 
+                 < Y e a r > Y e a r < / Y e a r > + 
+                 < M o n t h N u m b e r > M o n t h   N u m b e r < / M o n t h N u m b e r > + 
+                 < D a y N u m b e r > D a y   N u m b e r < / D a y N u m b e r > + 
+                 < H o u r > H o u r < / H o u r > + 
+                 < M i n u t e > M i n u t e < / M i n u t e > + 
+             < / D a t e T i m e V a l u e s > + 
+         < / R e p o r t R e q u e s t > + 
+     < / B C R e p o r t I n f o r m a t i o n > + 
      < C o m p a n y _ I n f o r m a t i o n >   
          < C o m p a n y A d d r 1 > C o m p a n y A d d r 1 < / C o m p a n y A d d r 1 > @@ -2063,6 +2127,12 @@
  
          < E x c h R a t e T e x t > E x c h R a t e T e x t < / E x c h R a t e T e x t >   
+         < F o r m a t t e d _ A m o u n t I n c l u d i n g V A T _ S a l e s I n v o i c e H e a d e r > F o r m a t t e d _ A m o u n t I n c l u d i n g V A T _ S a l e s I n v o i c e H e a d e r < / F o r m a t t e d _ A m o u n t I n c l u d i n g V A T _ S a l e s I n v o i c e H e a d e r > + 
+         < F o r m a t t e d _ A m o u n t _ S a l e s I n v o i c e H e a d e r > F o r m a t t e d _ A m o u n t _ S a l e s I n v o i c e H e a d e r < / F o r m a t t e d _ A m o u n t _ S a l e s I n v o i c e H e a d e r > + 
+         < F o r m a t t e d _ P r e p a y m e n t A m t _ S a l e s I n v o i c e H e a d e r > F o r m a t t e d _ P r e p a y m e n t A m t _ S a l e s I n v o i c e H e a d e r < / F o r m a t t e d _ P r e p a y m e n t A m t _ S a l e s I n v o i c e H e a d e r > + 
          < G r e e t i n g L b l > G r e e t i n g L b l < / G r e e t i n g L b l >   
          < I B A N _ S a l e s I n v o i c e H e a d e r > I B A N _ S a l e s I n v o i c e H e a d e r < / I B A N _ S a l e s I n v o i c e H e a d e r > @@ -2187,6 +2257,12 @@
  
                  < D e s c r i p t i o n _ S a l e s I n v o i c e L i n e C a p t i o n > D e s c r i p t i o n _ S a l e s I n v o i c e L i n e C a p t i o n < / D e s c r i p t i o n _ S a l e s I n v o i c e L i n e C a p t i o n >   
+                 < F o r m a t t e d _ I n v D i s c o u n t A m o u n t _ S a l e s I n v o i c e L i n e > F o r m a t t e d _ I n v D i s c o u n t A m o u n t _ S a l e s I n v o i c e L i n e < / F o r m a t t e d _ I n v D i s c o u n t A m o u n t _ S a l e s I n v o i c e L i n e > + 
+                 < F o r m a t t e d _ L i n e A m o u n t _ S a l e s I n v o i c e L i n e > F o r m a t t e d _ L i n e A m o u n t _ S a l e s I n v o i c e L i n e < / F o r m a t t e d _ L i n e A m o u n t _ S a l e s I n v o i c e L i n e > + 
+                 < F o r m a t t e d _ U n i t P r i c e _ S a l e s I n v o i c e L i n e > F o r m a t t e d _ U n i t P r i c e _ S a l e s I n v o i c e L i n e < / F o r m a t t e d _ U n i t P r i c e _ S a l e s I n v o i c e L i n e > + 
                  < I n v D i s c o u n t A m o u n t _ S a l e s I n v o i c e L i n e > I n v D i s c o u n t A m o u n t _ S a l e s I n v o i c e L i n e < / I n v D i s c o u n t A m o u n t _ S a l e s I n v o i c e L i n e >   
                  < I n v D i s c o u n t A m o u n t _ S a l e s I n v o i c e L i n e C a p t i o n > I n v D i s c o u n t A m o u n t _ S a l e s I n v o i c e L i n e C a p t i o n < / I n v D i s c o u n t A m o u n t _ S a l e s I n v o i c e L i n e C a p t i o n > @@ -2227,6 +2303,8 @@
  
                  < A m o u n t I n c l u d i n g V A T _ S a l e s A d v a n c e U s a g e > A m o u n t I n c l u d i n g V A T _ S a l e s A d v a n c e U s a g e < / A m o u n t I n c l u d i n g V A T _ S a l e s A d v a n c e U s a g e >   
+                 < F o r m a t t e d _ A m o u n t I n c l u d i n g V A T _ S a l e s A d v a n c e U s a g e > F o r m a t t e d _ A m o u n t I n c l u d i n g V A T _ S a l e s A d v a n c e U s a g e < / F o r m a t t e d _ A m o u n t I n c l u d i n g V A T _ S a l e s A d v a n c e U s a g e > + 
                  < L e t t e r N o _ S a l e s A d v a n c e U s a g e > L e t t e r N o _ S a l e s A d v a n c e U s a g e < / L e t t e r N o _ S a l e s A d v a n c e U s a g e >   
                  < L e t t e r N o _ S a l e s A d v a n c e U s a g e C a p t i o n > L e t t e r N o _ S a l e s A d v a n c e U s a g e C a p t i o n < / L e t t e r N o _ S a l e s A d v a n c e U s a g e C a p t i o n > @@ -2244,6 +2322,14 @@
              < / S a l e s A d v a n c e U s a g e >   
              < V A T C o u n t e r > + 
+                 < F o r m a t t e d _ V A T A m t L i n e V A T A m t > F o r m a t t e d _ V A T A m t L i n e V A T A m t < / F o r m a t t e d _ V A T A m t L i n e V A T A m t > + 
+                 < F o r m a t t e d _ V A T A m t L i n e V A T A m t L C Y > F o r m a t t e d _ V A T A m t L i n e V A T A m t L C Y < / F o r m a t t e d _ V A T A m t L i n e V A T A m t L C Y > + 
+                 < F o r m a t t e d _ V A T A m t L i n e V A T B a s e > F o r m a t t e d _ V A T A m t L i n e V A T B a s e < / F o r m a t t e d _ V A T A m t L i n e V A T B a s e > + 
+                 < F o r m a t t e d _ V A T A m t L i n e V A T B a s e L C Y > F o r m a t t e d _ V A T A m t L i n e V A T B a s e L C Y < / F o r m a t t e d _ V A T A m t L i n e V A T B a s e L C Y >   
                  < V A T A m t L i n e V A T A m t > V A T A m t L i n e V A T A m t < / V A T A m t L i n e V A T A m t >   

--- a/AdvancePaymentsLocalizationForCzech/Source/Advance Payments Localization for Czech/Src/Reports/SalesInvoicewithAdvEmail.docx
+++ b/AdvancePaymentsLocalizationForCzech/Source/Advance Payments Localization for Czech/Src/Reports/SalesInvoicewithAdvEmail.docx
@@ -2057,6 +2057,8 @@
  
                  < L C Y C o d e _ G e n e r a l L e d g e r S e t u p > L C Y C o d e _ G e n e r a l L e d g e r S e t u p < / L C Y C o d e _ G e n e r a l L e d g e r S e t u p >   
+                 < V A T C u r r e n c y C o d e > V A T C u r r e n c y C o d e < / V A T C u r r e n c y C o d e > + 
              < / G e n e r a l _ L e d g e r _ S e t u p >   
          < / S a l e s _ _ x 0 0 2 6 _ _ R e c e i v a b l e s _ S e t u p > 
--- a/AdvancePaymentsLocalizationForCzech/Source/Advance Payments Localization for Czech/Src/Reports/SalesInvoicewithAdvEmail.docx
+++ b/AdvancePaymentsLocalizationForCzech/Source/Advance Payments Localization for Czech/Src/Reports/SalesInvoicewithAdvEmail.docx
@@ -1,6 +1,6 @@
 
 <file path=word/document.xml><?xml version="1.0" encoding="utf-8"?>
-<w:document xmlns:wpc="http://schemas.microsoft.com/office/word/2010/wordprocessingCanvas" xmlns:cx="http://schemas.microsoft.com/office/drawing/2014/chartex" xmlns:cx1="http://schemas.microsoft.com/office/drawing/2015/9/8/chartex" xmlns:cx2="http://schemas.microsoft.com/office/drawing/2015/10/21/chartex" xmlns:cx3="http://schemas.microsoft.com/office/drawing/2016/5/9/chartex" xmlns:cx4="http://schemas.microsoft.com/office/drawing/2016/5/10/chartex" xmlns:cx5="http://schemas.microsoft.com/office/drawing/2016/5/11/chartex" xmlns:cx6="http://schemas.microsoft.com/office/drawing/2016/5/12/chartex" xmlns:cx7="http://schemas.microsoft.com/office/drawing/2016/5/13/chartex" xmlns:cx8="http://schemas.microsoft.com/office/drawing/2016/5/14/chartex" xmlns:mc="http://schemas.openxmlformats.org/markup-compatibility/2006" xmlns:aink="http://schemas.microsoft.com/office/drawing/2016/ink" xmlns:am3d="http://schemas.microsoft.com/office/drawing/2017/model3d" xmlns:o="urn:schemas-microsoft-com:office:office" xmlns:oel="http://schemas.microsoft.com/office/2019/extlst" xmlns:r="http://schemas.openxmlformats.org/officeDocument/2006/relationships" xmlns:m="http://schemas.openxmlformats.org/officeDocument/2006/math" xmlns:v="urn:schemas-microsoft-com:vml" xmlns:wp14="http://schemas.microsoft.com/office/word/2010/wordprocessingDrawing" xmlns:wp="http://schemas.openxmlformats.org/drawingml/2006/wordprocessingDrawing" xmlns:w10="urn:schemas-microsoft-com:office:word" xmlns:w="http://schemas.openxmlformats.org/wordprocessingml/2006/main" xmlns:w14="http://schemas.microsoft.com/office/word/2010/wordml" xmlns:w15="http://schemas.microsoft.com/office/word/2012/wordml" xmlns:w16cex="http://schemas.microsoft.com/office/word/2018/wordml/cex" xmlns:w16cid="http://schemas.microsoft.com/office/word/2016/wordml/cid" xmlns:w16="http://schemas.microsoft.com/office/word/2018/wordml" xmlns:w16sdtdh="http://schemas.microsoft.com/office/word/2020/wordml/sdtdatahash" xmlns:w16se="http://schemas.microsoft.com/office/word/2015/wordml/symex" xmlns:wpg="http://schemas.microsoft.com/office/word/2010/wordprocessingGroup" xmlns:wpi="http://schemas.microsoft.com/office/word/2010/wordprocessingInk" xmlns:wne="http://schemas.microsoft.com/office/word/2006/wordml" xmlns:wps="http://schemas.microsoft.com/office/word/2010/wordprocessingShape" mc:Ignorable="w14 w15 w16se w16cid w16 w16cex w16sdtdh wp14">
+<w:document xmlns:wpc="http://schemas.microsoft.com/office/word/2010/wordprocessingCanvas" xmlns:cx="http://schemas.microsoft.com/office/drawing/2014/chartex" xmlns:cx1="http://schemas.microsoft.com/office/drawing/2015/9/8/chartex" xmlns:cx2="http://schemas.microsoft.com/office/drawing/2015/10/21/chartex" xmlns:cx3="http://schemas.microsoft.com/office/drawing/2016/5/9/chartex" xmlns:cx4="http://schemas.microsoft.com/office/drawing/2016/5/10/chartex" xmlns:cx5="http://schemas.microsoft.com/office/drawing/2016/5/11/chartex" xmlns:cx6="http://schemas.microsoft.com/office/drawing/2016/5/12/chartex" xmlns:cx7="http://schemas.microsoft.com/office/drawing/2016/5/13/chartex" xmlns:cx8="http://schemas.microsoft.com/office/drawing/2016/5/14/chartex" xmlns:mc="http://schemas.openxmlformats.org/markup-compatibility/2006" xmlns:aink="http://schemas.microsoft.com/office/drawing/2016/ink" xmlns:am3d="http://schemas.microsoft.com/office/drawing/2017/model3d" xmlns:o="urn:schemas-microsoft-com:office:office" xmlns:oel="http://schemas.microsoft.com/office/2019/extlst" xmlns:r="http://schemas.openxmlformats.org/officeDocument/2006/relationships" xmlns:m="http://schemas.openxmlformats.org/officeDocument/2006/math" xmlns:v="urn:schemas-microsoft-com:vml" xmlns:wp14="http://schemas.microsoft.com/office/word/2010/wordprocessingDrawing" xmlns:wp="http://schemas.openxmlformats.org/drawingml/2006/wordprocessingDrawing" xmlns:w10="urn:schemas-microsoft-com:office:word" xmlns:w="http://schemas.openxmlformats.org/wordprocessingml/2006/main" xmlns:w14="http://schemas.microsoft.com/office/word/2010/wordml" xmlns:w15="http://schemas.microsoft.com/office/word/2012/wordml" xmlns:w16cex="http://schemas.microsoft.com/office/word/2018/wordml/cex" xmlns:w16cid="http://schemas.microsoft.com/office/word/2016/wordml/cid" xmlns:w16="http://schemas.microsoft.com/office/word/2018/wordml" xmlns:w16du="http://schemas.microsoft.com/office/word/2023/wordml/word16du" xmlns:w16sdtdh="http://schemas.microsoft.com/office/word/2020/wordml/sdtdatahash" xmlns:w16sdtfl="http://schemas.microsoft.com/office/word/2024/wordml/sdtformatlock" xmlns:w16se="http://schemas.microsoft.com/office/word/2015/wordml/symex" xmlns:wpg="http://schemas.microsoft.com/office/word/2010/wordprocessingGroup" xmlns:wpi="http://schemas.microsoft.com/office/word/2010/wordprocessingInk" xmlns:wne="http://schemas.microsoft.com/office/word/2006/wordml" xmlns:wps="http://schemas.microsoft.com/office/word/2010/wordprocessingShape" mc:Ignorable="w14 w15 w16se w16cid w16 w16cex w16sdtdh w16sdtfl w16du wp14">
   <w:body>
     <w:sdt>
       <w:sdtPr>
@@ -112,8 +112,8 @@
       </w:tblPr>
       <w:tblGrid>
         <w:gridCol w:w="2114"/>
-        <w:gridCol w:w="3625"/>
-        <w:gridCol w:w="4521"/>
+        <w:gridCol w:w="3335"/>
+        <w:gridCol w:w="4811"/>
       </w:tblGrid>
       <w:tr>
         <w:sdt>
@@ -142,7 +142,6 @@
               <w:p>
                 <w:pPr>
                   <w:pStyle w:val="Heading1"/>
-                  <w:outlineLvl w:val="0"/>
                 </w:pPr>
                 <w:proofErr w:type="spellStart"/>
                 <w:r>
@@ -179,27 +178,24 @@
               <w:p>
                 <w:pPr>
                   <w:pStyle w:val="Heading1"/>
-                  <w:outlineLvl w:val="0"/>
                 </w:pPr>
-                <w:proofErr w:type="spellStart"/>
                 <w:r>
                   <w:t>DueDate_SalesInvoiceHeaderCaption</w:t>
                 </w:r>
-                <w:proofErr w:type="spellEnd"/>
               </w:p>
             </w:tc>
           </w:sdtContent>
         </w:sdt>
         <w:sdt>
           <w:sdtPr>
+            <w:alias w:val="#Nav: /Sales_Invoice_Header/AmountIncludingVAT_SalesInvoiceHeaderCaption"/>
+            <w:tag w:val="#Nav: Sales_Invoice_with_Adv_CZZ/31018"/>
             <w:id w:val="-2082902351"/>
             <w:placeholder>
               <w:docPart w:val="DefaultPlaceholder_-1854013440"/>
             </w:placeholder>
             <w:dataBinding w:prefixMappings="xmlns:ns0='urn:microsoft-dynamics-nav/reports/Sales_Invoice_with_Adv_CZZ/31018/'" w:xpath="/ns0:NavWordReportXmlPart[1]/ns0:Sales_Invoice_Header[1]/ns0:AmountIncludingVAT_SalesInvoiceHeaderCaption[1]" w:storeItemID="{92C2A07D-19CA-4E07-8FDF-2A7726AA5E07}"/>
             <w:text/>
-            <w:alias w:val="#Nav: /Sales_Invoice_Header/AmountIncludingVAT_SalesInvoiceHeaderCaption"/>
-            <w:tag w:val="#Nav: Sales_Invoice_with_Adv_CZZ/31018"/>
           </w:sdtPr>
           <w:sdtContent>
             <w:tc>
@@ -217,7 +213,6 @@
                 <w:pPr>
                   <w:pStyle w:val="Heading1"/>
                   <w:jc w:val="right"/>
-                  <w:outlineLvl w:val="0"/>
                 </w:pPr>
                 <w:proofErr w:type="spellStart"/>
                 <w:r>
@@ -298,14 +293,14 @@
         </w:sdt>
         <w:sdt>
           <w:sdtPr>
+            <w:alias w:val="#Nav: /Sales_Invoice_Header/Formatted_AmountIncludingVAT_SalesInvoiceHeader"/>
+            <w:tag w:val="#Nav: Sales_Invoice_with_Adv_CZZ/31018"/>
             <w:id w:val="-1745019337"/>
             <w:placeholder>
               <w:docPart w:val="DefaultPlaceholder_-1854013440"/>
             </w:placeholder>
-            <w:dataBinding w:prefixMappings="xmlns:ns0='urn:microsoft-dynamics-nav/reports/Sales_Invoice_with_Adv_CZZ/31018/'" w:xpath="/ns0:NavWordReportXmlPart[1]/ns0:Sales_Invoice_Header[1]/ns0:TotalAfterPrepayed_SalesInvoiceHeader[1]" w:storeItemID="{92C2A07D-19CA-4E07-8FDF-2A7726AA5E07}"/>
+            <w:dataBinding w:prefixMappings="xmlns:ns0='urn:microsoft-dynamics-nav/reports/Sales_Invoice_with_Adv_CZZ/31018/'" w:xpath="/ns0:NavWordReportXmlPart[1]/ns0:Sales_Invoice_Header[1]/ns0:Formatted_AmountIncludingVAT_SalesInvoiceHeader[1]" w:storeItemID="{92C2A07D-19CA-4E07-8FDF-2A7726AA5E07}"/>
             <w:text/>
-            <w:alias w:val="#Nav: /Sales_Invoice_Header/TotalAfterPrepayed_SalesInvoiceHeader"/>
-            <w:tag w:val="#Nav: Sales_Invoice_with_Adv_CZZ/31018"/>
           </w:sdtPr>
           <w:sdtContent>
             <w:tc>
@@ -325,7 +320,7 @@
                 </w:pPr>
                 <w:proofErr w:type="spellStart"/>
                 <w:r>
-                  <w:t>TotalAfterPrepayed_SalesInvoiceHeader</w:t>
+                  <w:t>Formatted_AmountIncludingVAT_SalesInvoiceHeader</w:t>
                 </w:r>
                 <w:proofErr w:type="spellEnd"/>
               </w:p>
@@ -543,7 +538,7 @@
 </file>
 
 <file path=word/styles.xml><?xml version="1.0" encoding="utf-8"?>
-<w:styles xmlns:mc="http://schemas.openxmlformats.org/markup-compatibility/2006" xmlns:r="http://schemas.openxmlformats.org/officeDocument/2006/relationships" xmlns:w="http://schemas.openxmlformats.org/wordprocessingml/2006/main" xmlns:w14="http://schemas.microsoft.com/office/word/2010/wordml" xmlns:w15="http://schemas.microsoft.com/office/word/2012/wordml" xmlns:w16cex="http://schemas.microsoft.com/office/word/2018/wordml/cex" xmlns:w16cid="http://schemas.microsoft.com/office/word/2016/wordml/cid" xmlns:w16="http://schemas.microsoft.com/office/word/2018/wordml" xmlns:w16sdtdh="http://schemas.microsoft.com/office/word/2020/wordml/sdtdatahash" xmlns:w16se="http://schemas.microsoft.com/office/word/2015/wordml/symex" mc:Ignorable="w14 w15 w16se w16cid w16 w16cex w16sdtdh">
+<w:styles xmlns:mc="http://schemas.openxmlformats.org/markup-compatibility/2006" xmlns:r="http://schemas.openxmlformats.org/officeDocument/2006/relationships" xmlns:w="http://schemas.openxmlformats.org/wordprocessingml/2006/main" xmlns:w14="http://schemas.microsoft.com/office/word/2010/wordml" xmlns:w15="http://schemas.microsoft.com/office/word/2012/wordml" xmlns:w16cex="http://schemas.microsoft.com/office/word/2018/wordml/cex" xmlns:w16cid="http://schemas.microsoft.com/office/word/2016/wordml/cid" xmlns:w16="http://schemas.microsoft.com/office/word/2018/wordml" xmlns:w16du="http://schemas.microsoft.com/office/word/2023/wordml/word16du" xmlns:w16sdtdh="http://schemas.microsoft.com/office/word/2020/wordml/sdtdatahash" xmlns:w16sdtfl="http://schemas.microsoft.com/office/word/2024/wordml/sdtformatlock" xmlns:w16se="http://schemas.microsoft.com/office/word/2015/wordml/symex" mc:Ignorable="w14 w15 w16se w16cid w16 w16cex w16sdtdh w16sdtfl w16du">
   <w:docDefaults>
     <w:rPrDefault>
       <w:rPr>
@@ -1117,7 +1112,7 @@
 </file>
 
 <file path=word/glossary/document.xml><?xml version="1.0" encoding="utf-8"?>
-<w:glossaryDocument xmlns:wpc="http://schemas.microsoft.com/office/word/2010/wordprocessingCanvas" xmlns:cx="http://schemas.microsoft.com/office/drawing/2014/chartex" xmlns:cx1="http://schemas.microsoft.com/office/drawing/2015/9/8/chartex" xmlns:cx2="http://schemas.microsoft.com/office/drawing/2015/10/21/chartex" xmlns:cx3="http://schemas.microsoft.com/office/drawing/2016/5/9/chartex" xmlns:cx4="http://schemas.microsoft.com/office/drawing/2016/5/10/chartex" xmlns:cx5="http://schemas.microsoft.com/office/drawing/2016/5/11/chartex" xmlns:cx6="http://schemas.microsoft.com/office/drawing/2016/5/12/chartex" xmlns:cx7="http://schemas.microsoft.com/office/drawing/2016/5/13/chartex" xmlns:cx8="http://schemas.microsoft.com/office/drawing/2016/5/14/chartex" xmlns:mc="http://schemas.openxmlformats.org/markup-compatibility/2006" xmlns:aink="http://schemas.microsoft.com/office/drawing/2016/ink" xmlns:am3d="http://schemas.microsoft.com/office/drawing/2017/model3d" xmlns:o="urn:schemas-microsoft-com:office:office" xmlns:oel="http://schemas.microsoft.com/office/2019/extlst" xmlns:r="http://schemas.openxmlformats.org/officeDocument/2006/relationships" xmlns:m="http://schemas.openxmlformats.org/officeDocument/2006/math" xmlns:v="urn:schemas-microsoft-com:vml" xmlns:wp14="http://schemas.microsoft.com/office/word/2010/wordprocessingDrawing" xmlns:wp="http://schemas.openxmlformats.org/drawingml/2006/wordprocessingDrawing" xmlns:w10="urn:schemas-microsoft-com:office:word" xmlns:w="http://schemas.openxmlformats.org/wordprocessingml/2006/main" xmlns:w14="http://schemas.microsoft.com/office/word/2010/wordml" xmlns:w15="http://schemas.microsoft.com/office/word/2012/wordml" xmlns:w16cex="http://schemas.microsoft.com/office/word/2018/wordml/cex" xmlns:w16cid="http://schemas.microsoft.com/office/word/2016/wordml/cid" xmlns:w16="http://schemas.microsoft.com/office/word/2018/wordml" xmlns:w16sdtdh="http://schemas.microsoft.com/office/word/2020/wordml/sdtdatahash" xmlns:w16se="http://schemas.microsoft.com/office/word/2015/wordml/symex" xmlns:wpg="http://schemas.microsoft.com/office/word/2010/wordprocessingGroup" xmlns:wpi="http://schemas.microsoft.com/office/word/2010/wordprocessingInk" xmlns:wne="http://schemas.microsoft.com/office/word/2006/wordml" xmlns:wps="http://schemas.microsoft.com/office/word/2010/wordprocessingShape" mc:Ignorable="w14 w15 w16se w16cid w16 w16cex w16sdtdh wp14">
+<w:glossaryDocument xmlns:wpc="http://schemas.microsoft.com/office/word/2010/wordprocessingCanvas" xmlns:cx="http://schemas.microsoft.com/office/drawing/2014/chartex" xmlns:cx1="http://schemas.microsoft.com/office/drawing/2015/9/8/chartex" xmlns:cx2="http://schemas.microsoft.com/office/drawing/2015/10/21/chartex" xmlns:cx3="http://schemas.microsoft.com/office/drawing/2016/5/9/chartex" xmlns:cx4="http://schemas.microsoft.com/office/drawing/2016/5/10/chartex" xmlns:cx5="http://schemas.microsoft.com/office/drawing/2016/5/11/chartex" xmlns:cx6="http://schemas.microsoft.com/office/drawing/2016/5/12/chartex" xmlns:cx7="http://schemas.microsoft.com/office/drawing/2016/5/13/chartex" xmlns:cx8="http://schemas.microsoft.com/office/drawing/2016/5/14/chartex" xmlns:mc="http://schemas.openxmlformats.org/markup-compatibility/2006" xmlns:aink="http://schemas.microsoft.com/office/drawing/2016/ink" xmlns:am3d="http://schemas.microsoft.com/office/drawing/2017/model3d" xmlns:o="urn:schemas-microsoft-com:office:office" xmlns:oel="http://schemas.microsoft.com/office/2019/extlst" xmlns:r="http://schemas.openxmlformats.org/officeDocument/2006/relationships" xmlns:m="http://schemas.openxmlformats.org/officeDocument/2006/math" xmlns:v="urn:schemas-microsoft-com:vml" xmlns:wp14="http://schemas.microsoft.com/office/word/2010/wordprocessingDrawing" xmlns:wp="http://schemas.openxmlformats.org/drawingml/2006/wordprocessingDrawing" xmlns:w10="urn:schemas-microsoft-com:office:word" xmlns:w="http://schemas.openxmlformats.org/wordprocessingml/2006/main" xmlns:w14="http://schemas.microsoft.com/office/word/2010/wordml" xmlns:w15="http://schemas.microsoft.com/office/word/2012/wordml" xmlns:w16cex="http://schemas.microsoft.com/office/word/2018/wordml/cex" xmlns:w16cid="http://schemas.microsoft.com/office/word/2016/wordml/cid" xmlns:w16="http://schemas.microsoft.com/office/word/2018/wordml" xmlns:w16du="http://schemas.microsoft.com/office/word/2023/wordml/word16du" xmlns:w16sdtdh="http://schemas.microsoft.com/office/word/2020/wordml/sdtdatahash" xmlns:w16sdtfl="http://schemas.microsoft.com/office/word/2024/wordml/sdtformatlock" xmlns:w16se="http://schemas.microsoft.com/office/word/2015/wordml/symex" xmlns:wpg="http://schemas.microsoft.com/office/word/2010/wordprocessingGroup" xmlns:wpi="http://schemas.microsoft.com/office/word/2010/wordprocessingInk" xmlns:wne="http://schemas.microsoft.com/office/word/2006/wordml" xmlns:wps="http://schemas.microsoft.com/office/word/2010/wordprocessingShape" mc:Ignorable="w14 w15 w16se w16cid w16 w16cex w16sdtdh w16sdtfl w16du wp14">
   <w:docParts>
     <w:docPart>
       <w:docPartPr>
@@ -1150,13 +1145,13 @@
 </file>
 
 <file path=word/glossary/fontTable.xml><?xml version="1.0" encoding="utf-8"?>
-<w:fonts xmlns:mc="http://schemas.openxmlformats.org/markup-compatibility/2006" xmlns:r="http://schemas.openxmlformats.org/officeDocument/2006/relationships" xmlns:w="http://schemas.openxmlformats.org/wordprocessingml/2006/main" xmlns:w14="http://schemas.microsoft.com/office/word/2010/wordml" xmlns:w15="http://schemas.microsoft.com/office/word/2012/wordml" xmlns:w16cex="http://schemas.microsoft.com/office/word/2018/wordml/cex" xmlns:w16cid="http://schemas.microsoft.com/office/word/2016/wordml/cid" xmlns:w16="http://schemas.microsoft.com/office/word/2018/wordml" xmlns:w16sdtdh="http://schemas.microsoft.com/office/word/2020/wordml/sdtdatahash" xmlns:w16se="http://schemas.microsoft.com/office/word/2015/wordml/symex" mc:Ignorable="w14 w15 w16se w16cid w16 w16cex w16sdtdh">
+<w:fonts xmlns:mc="http://schemas.openxmlformats.org/markup-compatibility/2006" xmlns:r="http://schemas.openxmlformats.org/officeDocument/2006/relationships" xmlns:w="http://schemas.openxmlformats.org/wordprocessingml/2006/main" xmlns:w14="http://schemas.microsoft.com/office/word/2010/wordml" xmlns:w15="http://schemas.microsoft.com/office/word/2012/wordml" xmlns:w16cex="http://schemas.microsoft.com/office/word/2018/wordml/cex" xmlns:w16cid="http://schemas.microsoft.com/office/word/2016/wordml/cid" xmlns:w16="http://schemas.microsoft.com/office/word/2018/wordml" xmlns:w16du="http://schemas.microsoft.com/office/word/2023/wordml/word16du" xmlns:w16sdtdh="http://schemas.microsoft.com/office/word/2020/wordml/sdtdatahash" xmlns:w16sdtfl="http://schemas.microsoft.com/office/word/2024/wordml/sdtformatlock" xmlns:w16se="http://schemas.microsoft.com/office/word/2015/wordml/symex" mc:Ignorable="w14 w15 w16se w16cid w16 w16cex w16sdtdh w16sdtfl w16du">
   <w:font w:name="Calibri">
     <w:panose1 w:val="020F0502020204030204"/>
     <w:charset w:val="00"/>
     <w:family w:val="swiss"/>
     <w:pitch w:val="variable"/>
-    <w:sig w:usb0="E4002EFF" w:usb1="C000247B" w:usb2="00000009" w:usb3="00000000" w:csb0="000001FF" w:csb1="00000000"/>
+    <w:sig w:usb0="E4002EFF" w:usb1="C200247B" w:usb2="00000009" w:usb3="00000000" w:csb0="000001FF" w:csb1="00000000"/>
   </w:font>
   <w:font w:name="Times New Roman">
     <w:panose1 w:val="02020603050405020304"/>
@@ -1170,13 +1165,25 @@
     <w:charset w:val="00"/>
     <w:family w:val="swiss"/>
     <w:pitch w:val="variable"/>
-    <w:sig w:usb0="E4002EFF" w:usb1="C000247B" w:usb2="00000009" w:usb3="00000000" w:csb0="000001FF" w:csb1="00000000"/>
+    <w:sig w:usb0="E4002EFF" w:usb1="C200247B" w:usb2="00000009" w:usb3="00000000" w:csb0="000001FF" w:csb1="00000000"/>
+  </w:font>
+  <w:font w:name="Aptos">
+    <w:charset w:val="00"/>
+    <w:family w:val="swiss"/>
+    <w:pitch w:val="variable"/>
+    <w:sig w:usb0="20000287" w:usb1="00000003" w:usb2="00000000" w:usb3="00000000" w:csb0="0000019F" w:csb1="00000000"/>
+  </w:font>
+  <w:font w:name="Aptos Display">
+    <w:charset w:val="00"/>
+    <w:family w:val="swiss"/>
+    <w:pitch w:val="variable"/>
+    <w:sig w:usb0="20000287" w:usb1="00000003" w:usb2="00000000" w:usb3="00000000" w:csb0="0000019F" w:csb1="00000000"/>
   </w:font>
 </w:fonts>
 </file>
 
 <file path=word/glossary/settings.xml><?xml version="1.0" encoding="utf-8"?>
-<w:settings xmlns:mc="http://schemas.openxmlformats.org/markup-compatibility/2006" xmlns:o="urn:schemas-microsoft-com:office:office" xmlns:r="http://schemas.openxmlformats.org/officeDocument/2006/relationships" xmlns:m="http://schemas.openxmlformats.org/officeDocument/2006/math" xmlns:v="urn:schemas-microsoft-com:vml" xmlns:w10="urn:schemas-microsoft-com:office:word" xmlns:w="http://schemas.openxmlformats.org/wordprocessingml/2006/main" xmlns:w14="http://schemas.microsoft.com/office/word/2010/wordml" xmlns:w15="http://schemas.microsoft.com/office/word/2012/wordml" xmlns:w16cex="http://schemas.microsoft.com/office/word/2018/wordml/cex" xmlns:w16cid="http://schemas.microsoft.com/office/word/2016/wordml/cid" xmlns:w16="http://schemas.microsoft.com/office/word/2018/wordml" xmlns:w16sdtdh="http://schemas.microsoft.com/office/word/2020/wordml/sdtdatahash" xmlns:w16se="http://schemas.microsoft.com/office/word/2015/wordml/symex" xmlns:sl="http://schemas.openxmlformats.org/schemaLibrary/2006/main" mc:Ignorable="w14 w15 w16se w16cid w16 w16cex w16sdtdh">
+<w:settings xmlns:mc="http://schemas.openxmlformats.org/markup-compatibility/2006" xmlns:o="urn:schemas-microsoft-com:office:office" xmlns:r="http://schemas.openxmlformats.org/officeDocument/2006/relationships" xmlns:m="http://schemas.openxmlformats.org/officeDocument/2006/math" xmlns:v="urn:schemas-microsoft-com:vml" xmlns:w10="urn:schemas-microsoft-com:office:word" xmlns:w="http://schemas.openxmlformats.org/wordprocessingml/2006/main" xmlns:w14="http://schemas.microsoft.com/office/word/2010/wordml" xmlns:w15="http://schemas.microsoft.com/office/word/2012/wordml" xmlns:w16cex="http://schemas.microsoft.com/office/word/2018/wordml/cex" xmlns:w16cid="http://schemas.microsoft.com/office/word/2016/wordml/cid" xmlns:w16="http://schemas.microsoft.com/office/word/2018/wordml" xmlns:w16du="http://schemas.microsoft.com/office/word/2023/wordml/word16du" xmlns:w16sdtdh="http://schemas.microsoft.com/office/word/2020/wordml/sdtdatahash" xmlns:w16sdtfl="http://schemas.microsoft.com/office/word/2024/wordml/sdtformatlock" xmlns:w16se="http://schemas.microsoft.com/office/word/2015/wordml/symex" xmlns:sl="http://schemas.openxmlformats.org/schemaLibrary/2006/main" mc:Ignorable="w14 w15 w16se w16cid w16 w16cex w16sdtdh w16sdtfl w16du">
   <w:view w:val="normal"/>
   <w:defaultTabStop w:val="720"/>
   <w:characterSpacingControl w:val="doNotCompress"/>
@@ -1191,11 +1198,15 @@
   </w:compat>
   <w:rsids>
     <w:rsidRoot w:val="0064211B"/>
+    <w:rsid w:val="00133C8E"/>
+    <w:rsid w:val="00374DDF"/>
     <w:rsid w:val="0064211B"/>
     <w:rsid w:val="008F621F"/>
     <w:rsid w:val="00A54CC6"/>
     <w:rsid w:val="00C0123A"/>
+    <w:rsid w:val="00ED1AE3"/>
     <w:rsid w:val="00F24003"/>
+    <w:rsid w:val="00F252B6"/>
   </w:rsids>
   <m:mathPr>
     <m:mathFont m:val="Cambria Math"/>
@@ -1219,7 +1230,7 @@
 </file>
 
 <file path=word/glossary/styles.xml><?xml version="1.0" encoding="utf-8"?>
-<w:styles xmlns:mc="http://schemas.openxmlformats.org/markup-compatibility/2006" xmlns:r="http://schemas.openxmlformats.org/officeDocument/2006/relationships" xmlns:w="http://schemas.openxmlformats.org/wordprocessingml/2006/main" xmlns:w14="http://schemas.microsoft.com/office/word/2010/wordml" xmlns:w15="http://schemas.microsoft.com/office/word/2012/wordml" xmlns:w16cex="http://schemas.microsoft.com/office/word/2018/wordml/cex" xmlns:w16cid="http://schemas.microsoft.com/office/word/2016/wordml/cid" xmlns:w16="http://schemas.microsoft.com/office/word/2018/wordml" xmlns:w16sdtdh="http://schemas.microsoft.com/office/word/2020/wordml/sdtdatahash" xmlns:w16se="http://schemas.microsoft.com/office/word/2015/wordml/symex" mc:Ignorable="w14 w15 w16se w16cid w16 w16cex w16sdtdh">
+<w:styles xmlns:mc="http://schemas.openxmlformats.org/markup-compatibility/2006" xmlns:r="http://schemas.openxmlformats.org/officeDocument/2006/relationships" xmlns:w="http://schemas.openxmlformats.org/wordprocessingml/2006/main" xmlns:w14="http://schemas.microsoft.com/office/word/2010/wordml" xmlns:w15="http://schemas.microsoft.com/office/word/2012/wordml" xmlns:w16cex="http://schemas.microsoft.com/office/word/2018/wordml/cex" xmlns:w16cid="http://schemas.microsoft.com/office/word/2016/wordml/cid" xmlns:w16="http://schemas.microsoft.com/office/word/2018/wordml" xmlns:w16du="http://schemas.microsoft.com/office/word/2023/wordml/word16du" xmlns:w16sdtdh="http://schemas.microsoft.com/office/word/2020/wordml/sdtdatahash" xmlns:w16sdtfl="http://schemas.microsoft.com/office/word/2024/wordml/sdtformatlock" xmlns:w16se="http://schemas.microsoft.com/office/word/2015/wordml/symex" mc:Ignorable="w14 w15 w16se w16cid w16 w16cex w16sdtdh w16sdtfl w16du">
   <w:docDefaults>
     <w:rPrDefault>
       <w:rPr>
@@ -1658,7 +1669,7 @@
 </file>
 
 <file path=word/glossary/webSettings.xml><?xml version="1.0" encoding="utf-8"?>
-<w:webSettings xmlns:mc="http://schemas.openxmlformats.org/markup-compatibility/2006" xmlns:r="http://schemas.openxmlformats.org/officeDocument/2006/relationships" xmlns:w="http://schemas.openxmlformats.org/wordprocessingml/2006/main" xmlns:w14="http://schemas.microsoft.com/office/word/2010/wordml" xmlns:w15="http://schemas.microsoft.com/office/word/2012/wordml" xmlns:w16cex="http://schemas.microsoft.com/office/word/2018/wordml/cex" xmlns:w16cid="http://schemas.microsoft.com/office/word/2016/wordml/cid" xmlns:w16="http://schemas.microsoft.com/office/word/2018/wordml" xmlns:w16sdtdh="http://schemas.microsoft.com/office/word/2020/wordml/sdtdatahash" xmlns:w16se="http://schemas.microsoft.com/office/word/2015/wordml/symex" mc:Ignorable="w14 w15 w16se w16cid w16 w16cex w16sdtdh">
+<w:webSettings xmlns:mc="http://schemas.openxmlformats.org/markup-compatibility/2006" xmlns:r="http://schemas.openxmlformats.org/officeDocument/2006/relationships" xmlns:w="http://schemas.openxmlformats.org/wordprocessingml/2006/main" xmlns:w14="http://schemas.microsoft.com/office/word/2010/wordml" xmlns:w15="http://schemas.microsoft.com/office/word/2012/wordml" xmlns:w16cex="http://schemas.microsoft.com/office/word/2018/wordml/cex" xmlns:w16cid="http://schemas.microsoft.com/office/word/2016/wordml/cid" xmlns:w16="http://schemas.microsoft.com/office/word/2018/wordml" xmlns:w16du="http://schemas.microsoft.com/office/word/2023/wordml/word16du" xmlns:w16sdtdh="http://schemas.microsoft.com/office/word/2020/wordml/sdtdatahash" xmlns:w16sdtfl="http://schemas.microsoft.com/office/word/2024/wordml/sdtformatlock" xmlns:w16se="http://schemas.microsoft.com/office/word/2015/wordml/symex" mc:Ignorable="w14 w15 w16se w16cid w16 w16cex w16sdtdh w16sdtfl w16du">
   <w:optimizeForBrowser/>
   <w:allowPNG/>
 </w:webSettings>
@@ -2129,6 +2140,12 @@
  
          < E x c h R a t e T e x t > E x c h R a t e T e x t < / E x c h R a t e T e x t >   
+         < F o r m a t t e d _ A m o u n t I n c l u d i n g V A T _ S a l e s I n v o i c e H e a d e r > F o r m a t t e d _ A m o u n t I n c l u d i n g V A T _ S a l e s I n v o i c e H e a d e r < / F o r m a t t e d _ A m o u n t I n c l u d i n g V A T _ S a l e s I n v o i c e H e a d e r > + 
+         < F o r m a t t e d _ A m o u n t _ S a l e s I n v o i c e H e a d e r > F o r m a t t e d _ A m o u n t _ S a l e s I n v o i c e H e a d e r < / F o r m a t t e d _ A m o u n t _ S a l e s I n v o i c e H e a d e r > + 
+         < F o r m a t t e d _ P r e p a y m e n t A m t _ S a l e s I n v o i c e H e a d e r > F o r m a t t e d _ P r e p a y m e n t A m t _ S a l e s I n v o i c e H e a d e r < / F o r m a t t e d _ P r e p a y m e n t A m t _ S a l e s I n v o i c e H e a d e r > + 
          < G r e e t i n g L b l > G r e e t i n g L b l < / G r e e t i n g L b l >   
          < I B A N _ S a l e s I n v o i c e H e a d e r > I B A N _ S a l e s I n v o i c e H e a d e r < / I B A N _ S a l e s I n v o i c e H e a d e r > @@ -2253,6 +2270,12 @@
  
                  < D e s c r i p t i o n _ S a l e s I n v o i c e L i n e C a p t i o n > D e s c r i p t i o n _ S a l e s I n v o i c e L i n e C a p t i o n < / D e s c r i p t i o n _ S a l e s I n v o i c e L i n e C a p t i o n >   
+                 < F o r m a t t e d _ I n v D i s c o u n t A m o u n t _ S a l e s I n v o i c e L i n e > F o r m a t t e d _ I n v D i s c o u n t A m o u n t _ S a l e s I n v o i c e L i n e < / F o r m a t t e d _ I n v D i s c o u n t A m o u n t _ S a l e s I n v o i c e L i n e > + 
+                 < F o r m a t t e d _ L i n e A m o u n t _ S a l e s I n v o i c e L i n e > F o r m a t t e d _ L i n e A m o u n t _ S a l e s I n v o i c e L i n e < / F o r m a t t e d _ L i n e A m o u n t _ S a l e s I n v o i c e L i n e > + 
+                 < F o r m a t t e d _ U n i t P r i c e _ S a l e s I n v o i c e L i n e > F o r m a t t e d _ U n i t P r i c e _ S a l e s I n v o i c e L i n e < / F o r m a t t e d _ U n i t P r i c e _ S a l e s I n v o i c e L i n e > + 
                  < I n v D i s c o u n t A m o u n t _ S a l e s I n v o i c e L i n e > I n v D i s c o u n t A m o u n t _ S a l e s I n v o i c e L i n e < / I n v D i s c o u n t A m o u n t _ S a l e s I n v o i c e L i n e >   
                  < I n v D i s c o u n t A m o u n t _ S a l e s I n v o i c e L i n e C a p t i o n > I n v D i s c o u n t A m o u n t _ S a l e s I n v o i c e L i n e C a p t i o n < / I n v D i s c o u n t A m o u n t _ S a l e s I n v o i c e L i n e C a p t i o n > @@ -2293,6 +2316,8 @@
  
                  < A m o u n t I n c l u d i n g V A T _ S a l e s A d v a n c e U s a g e > A m o u n t I n c l u d i n g V A T _ S a l e s A d v a n c e U s a g e < / A m o u n t I n c l u d i n g V A T _ S a l e s A d v a n c e U s a g e >   
+                 < F o r m a t t e d _ A m o u n t I n c l u d i n g V A T _ S a l e s A d v a n c e U s a g e > F o r m a t t e d _ A m o u n t I n c l u d i n g V A T _ S a l e s A d v a n c e U s a g e < / F o r m a t t e d _ A m o u n t I n c l u d i n g V A T _ S a l e s A d v a n c e U s a g e > + 
                  < L e t t e r N o _ S a l e s A d v a n c e U s a g e > L e t t e r N o _ S a l e s A d v a n c e U s a g e < / L e t t e r N o _ S a l e s A d v a n c e U s a g e >   
                  < L e t t e r N o _ S a l e s A d v a n c e U s a g e C a p t i o n > L e t t e r N o _ S a l e s A d v a n c e U s a g e C a p t i o n < / L e t t e r N o _ S a l e s A d v a n c e U s a g e C a p t i o n > @@ -2310,6 +2335,14 @@
              < / S a l e s A d v a n c e U s a g e >   
              < V A T C o u n t e r > + 
+                 < F o r m a t t e d _ V A T A m t L i n e V A T A m t > F o r m a t t e d _ V A T A m t L i n e V A T A m t < / F o r m a t t e d _ V A T A m t L i n e V A T A m t > + 
+                 < F o r m a t t e d _ V A T A m t L i n e V A T A m t L C Y > F o r m a t t e d _ V A T A m t L i n e V A T A m t L C Y < / F o r m a t t e d _ V A T A m t L i n e V A T A m t L C Y > + 
+                 < F o r m a t t e d _ V A T A m t L i n e V A T B a s e > F o r m a t t e d _ V A T A m t L i n e V A T B a s e < / F o r m a t t e d _ V A T A m t L i n e V A T B a s e > + 
+                 < F o r m a t t e d _ V A T A m t L i n e V A T B a s e L C Y > F o r m a t t e d _ V A T A m t L i n e V A T B a s e L C Y < / F o r m a t t e d _ V A T A m t L i n e V A T B a s e L C Y >   
                  < V A T A m t L i n e V A T A m t > V A T A m t L i n e V A T A m t < / V A T A m t L i n e V A T A m t >   
@@ -2366,4 +2399,10 @@
     <ds:schemaRef ds:uri="urn:microsoft-dynamics-nav/reports/Sales_Invoice_with_Adv_CZZ/31018/"/>
   </ds:schemaRefs>
 </ds:datastoreItem>
+</file>
+
+<file path=docMetadata/LabelInfo.xml><?xml version="1.0" encoding="utf-8"?>
+<clbl:labelList xmlns:clbl="http://schemas.microsoft.com/office/2020/mipLabelMetadata">
+  <clbl:label id="{f42aa342-8706-4288-bd11-ebb85995028c}" enabled="1" method="Standard" siteId="{72f988bf-86f1-41af-91ab-2d7cd011db47}" contentBits="0" removed="0"/>
+</clbl:labelList>
 </file>
--- a/AdvancePaymentsLocalizationForCzech/Source/Advance Payments Localization for Czech/Src/Reports/SalesInvoicewithAdvEmail.docx
+++ b/AdvancePaymentsLocalizationForCzech/Source/Advance Payments Localization for Czech/Src/Reports/SalesInvoicewithAdvEmail.docx
@@ -2054,7 +2054,7 @@
  
          < H o m e P a g e _ C o m p a n y I n f o r m a t i o n > H o m e P a g e _ C o m p a n y I n f o r m a t i o n < / H o m e P a g e _ C o m p a n y I n f o r m a t i o n >   
-         < P i c t u r e _ C o m p a n y I n f o r m a t i o n > P i c t u r e _ C o m p a n y I n f o r m a t i o n < / P i c t u r e _ C o m p a n y I n f o r m a t i o n > +         < P i c t u r e _ C o m p a n y I n f o r m a t i o n   / >   
          < R e g i s t r a t i o n N o _ C o m p a n y I n f o r m a t i o n > R e g i s t r a t i o n N o _ C o m p a n y I n f o r m a t i o n < / R e g i s t r a t i o n N o _ C o m p a n y I n f o r m a t i o n >   

--- a/AdvancePaymentsLocalizationForCzech/Source/Advance Payments Localization for Czech/Src/Reports/SalesInvoicewithAdvEmail.docx
+++ b/AdvancePaymentsLocalizationForCzech/Source/Advance Payments Localization for Czech/Src/Reports/SalesInvoicewithAdvEmail.docx
@@ -16,7 +16,7 @@
       <w:sdtContent>
         <w:p>
           <w:pPr>
-            <w:pStyle w:val="Title"/>
+            <w:pStyle w:val="Nzev"/>
             <w:spacing w:before="120"/>
           </w:pPr>
           <w:proofErr w:type="spellStart"/>
@@ -94,7 +94,7 @@
     </w:sdt>
     <w:tbl>
       <w:tblPr>
-        <w:tblStyle w:val="TableGrid"/>
+        <w:tblStyle w:val="Mkatabulky"/>
         <w:tblW w:w="10260" w:type="dxa"/>
         <w:tblBorders>
           <w:top w:val="none" w:color="auto" w:sz="0" w:space="0"/>
@@ -141,7 +141,7 @@
               </w:tcPr>
               <w:p>
                 <w:pPr>
-                  <w:pStyle w:val="Heading1"/>
+                  <w:pStyle w:val="Nadpis1"/>
                 </w:pPr>
                 <w:proofErr w:type="spellStart"/>
                 <w:r>
@@ -177,7 +177,7 @@
               </w:tcPr>
               <w:p>
                 <w:pPr>
-                  <w:pStyle w:val="Heading1"/>
+                  <w:pStyle w:val="Nadpis1"/>
                 </w:pPr>
                 <w:r>
                   <w:t>DueDate_SalesInvoiceHeaderCaption</w:t>
@@ -211,7 +211,7 @@
               </w:tcPr>
               <w:p>
                 <w:pPr>
-                  <w:pStyle w:val="Heading1"/>
+                  <w:pStyle w:val="Nadpis1"/>
                   <w:jc w:val="right"/>
                 </w:pPr>
                 <w:proofErr w:type="spellStart"/>
@@ -348,7 +348,7 @@
     </w:tbl>
     <w:p>
       <w:pPr>
-        <w:pStyle w:val="Subtitle"/>
+        <w:pStyle w:val="Podnadpis"/>
       </w:pPr>
       <w:sdt>
         <w:sdtPr>
@@ -394,138 +394,120 @@
         </w:p>
       </w:sdtContent>
     </w:sdt>
-    <w:sdt>
-      <w:sdtPr>
-        <w:alias w:val="#Nav: /Company_Information/CompanyAddr1"/>
-        <w:tag w:val="#Nav: Sales_Invoice_with_Adv_CZZ/31018"/>
-        <w:id w:val="533919713"/>
-        <w:placeholder>
-          <w:docPart w:val="DefaultPlaceholder_-1854013440"/>
-        </w:placeholder>
-        <w:dataBinding w:prefixMappings="xmlns:ns0='urn:microsoft-dynamics-nav/reports/Sales_Invoice_with_Adv_CZZ/31018/'" w:xpath="/ns0:NavWordReportXmlPart[1]/ns0:Company_Information[1]/ns0:CompanyAddr1[1]" w:storeItemID="{92C2A07D-19CA-4E07-8FDF-2A7726AA5E07}"/>
-        <w:text/>
-      </w:sdtPr>
-      <w:sdtContent>
-        <w:p>
-          <w:pPr>
-            <w:pStyle w:val="NoSpacing"/>
-          </w:pPr>
+    <w:p>
+      <w:pPr>
+        <w:pStyle w:val="Bezmezer"/>
+      </w:pPr>
+      <w:sdt>
+        <w:sdtPr>
+          <w:id w:val="787166585"/>
+          <w:placeholder>
+            <w:docPart w:val="DefaultPlaceholder_-1854013440"/>
+          </w:placeholder>
+          <w15:dataBinding w:prefixMappings="xmlns:ns0='urn:microsoft-dynamics-nav/reports/Sales_Invoice_with_Adv_CZZ/31018/' " w:xpath="/ns0:NavWordReportXmlPart[1]/ns0:Sales_Invoice_Header[1]/ns0:CompanyAddress1[1]" w:storeItemID="{92C2A07D-19CA-4E07-8FDF-2A7726AA5E07}" w16sdtdh:storeItemChecksum="Vh32OQ=="/>
+        </w:sdtPr>
+        <w:sdtContent>
           <w:r>
-            <w:t>CompanyAddr1</w:t>
+            <w:t>CompanyAddress1</w:t>
           </w:r>
-        </w:p>
-      </w:sdtContent>
-    </w:sdt>
-    <w:sdt>
-      <w:sdtPr>
-        <w:alias w:val="#Nav: /Company_Information/CompanyAddr2"/>
-        <w:tag w:val="#Nav: Sales_Invoice_with_Adv_CZZ/31018"/>
-        <w:id w:val="-1234084182"/>
-        <w:placeholder>
-          <w:docPart w:val="DefaultPlaceholder_-1854013440"/>
-        </w:placeholder>
-        <w:dataBinding w:prefixMappings="xmlns:ns0='urn:microsoft-dynamics-nav/reports/Sales_Invoice_with_Adv_CZZ/31018/'" w:xpath="/ns0:NavWordReportXmlPart[1]/ns0:Company_Information[1]/ns0:CompanyAddr2[1]" w:storeItemID="{92C2A07D-19CA-4E07-8FDF-2A7726AA5E07}"/>
-        <w:text/>
-      </w:sdtPr>
-      <w:sdtContent>
-        <w:p>
-          <w:pPr>
-            <w:pStyle w:val="NoSpacing"/>
-          </w:pPr>
+        </w:sdtContent>
+      </w:sdt>
+    </w:p>
+    <w:p>
+      <w:pPr>
+        <w:pStyle w:val="Bezmezer"/>
+      </w:pPr>
+      <w:sdt>
+        <w:sdtPr>
+          <w:id w:val="-1387487876"/>
+          <w:placeholder>
+            <w:docPart w:val="DefaultPlaceholder_-1854013440"/>
+          </w:placeholder>
+          <w15:dataBinding w:prefixMappings="xmlns:ns0='urn:microsoft-dynamics-nav/reports/Sales_Invoice_with_Adv_CZZ/31018/' " w:xpath="/ns0:NavWordReportXmlPart[1]/ns0:Sales_Invoice_Header[1]/ns0:CompanyAddress2[1]" w:storeItemID="{92C2A07D-19CA-4E07-8FDF-2A7726AA5E07}" w16sdtdh:storeItemChecksum="Vh32OQ=="/>
+        </w:sdtPr>
+        <w:sdtContent>
           <w:r>
-            <w:t>CompanyAddr2</w:t>
+            <w:t>CompanyAddress2</w:t>
           </w:r>
-        </w:p>
-      </w:sdtContent>
-    </w:sdt>
-    <w:sdt>
-      <w:sdtPr>
-        <w:alias w:val="#Nav: /Company_Information/CompanyAddr3"/>
-        <w:tag w:val="#Nav: Sales_Invoice_with_Adv_CZZ/31018"/>
-        <w:id w:val="-1660619902"/>
-        <w:placeholder>
-          <w:docPart w:val="DefaultPlaceholder_-1854013440"/>
-        </w:placeholder>
-        <w:dataBinding w:prefixMappings="xmlns:ns0='urn:microsoft-dynamics-nav/reports/Sales_Invoice_with_Adv_CZZ/31018/'" w:xpath="/ns0:NavWordReportXmlPart[1]/ns0:Company_Information[1]/ns0:CompanyAddr3[1]" w:storeItemID="{92C2A07D-19CA-4E07-8FDF-2A7726AA5E07}"/>
-        <w:text/>
-      </w:sdtPr>
-      <w:sdtContent>
-        <w:p>
-          <w:pPr>
-            <w:pStyle w:val="NoSpacing"/>
-          </w:pPr>
+        </w:sdtContent>
+      </w:sdt>
+    </w:p>
+    <w:p>
+      <w:pPr>
+        <w:pStyle w:val="Bezmezer"/>
+      </w:pPr>
+      <w:sdt>
+        <w:sdtPr>
+          <w:id w:val="943348489"/>
+          <w:placeholder>
+            <w:docPart w:val="DefaultPlaceholder_-1854013440"/>
+          </w:placeholder>
+          <w15:dataBinding w:prefixMappings="xmlns:ns0='urn:microsoft-dynamics-nav/reports/Sales_Invoice_with_Adv_CZZ/31018/' " w:xpath="/ns0:NavWordReportXmlPart[1]/ns0:Sales_Invoice_Header[1]/ns0:CompanyAddress3[1]" w:storeItemID="{92C2A07D-19CA-4E07-8FDF-2A7726AA5E07}" w16sdtdh:storeItemChecksum="Vh32OQ=="/>
+        </w:sdtPr>
+        <w:sdtContent>
           <w:r>
-            <w:t>CompanyAddr3</w:t>
+            <w:t>CompanyAddress3</w:t>
           </w:r>
-        </w:p>
-      </w:sdtContent>
-    </w:sdt>
-    <w:sdt>
-      <w:sdtPr>
-        <w:alias w:val="#Nav: /Company_Information/CompanyAddr4"/>
-        <w:tag w:val="#Nav: Sales_Invoice_with_Adv_CZZ/31018"/>
-        <w:id w:val="881294636"/>
-        <w:placeholder>
-          <w:docPart w:val="DefaultPlaceholder_-1854013440"/>
-        </w:placeholder>
-        <w:dataBinding w:prefixMappings="xmlns:ns0='urn:microsoft-dynamics-nav/reports/Sales_Invoice_with_Adv_CZZ/31018/'" w:xpath="/ns0:NavWordReportXmlPart[1]/ns0:Company_Information[1]/ns0:CompanyAddr4[1]" w:storeItemID="{92C2A07D-19CA-4E07-8FDF-2A7726AA5E07}"/>
-        <w:text/>
-      </w:sdtPr>
-      <w:sdtContent>
-        <w:p>
-          <w:pPr>
-            <w:pStyle w:val="NoSpacing"/>
-          </w:pPr>
+        </w:sdtContent>
+      </w:sdt>
+    </w:p>
+    <w:p>
+      <w:pPr>
+        <w:pStyle w:val="Bezmezer"/>
+      </w:pPr>
+      <w:sdt>
+        <w:sdtPr>
+          <w:id w:val="623500035"/>
+          <w:placeholder>
+            <w:docPart w:val="DefaultPlaceholder_-1854013440"/>
+          </w:placeholder>
+          <w15:dataBinding w:prefixMappings="xmlns:ns0='urn:microsoft-dynamics-nav/reports/Sales_Invoice_with_Adv_CZZ/31018/' " w:xpath="/ns0:NavWordReportXmlPart[1]/ns0:Sales_Invoice_Header[1]/ns0:CompanyAddress4[1]" w:storeItemID="{92C2A07D-19CA-4E07-8FDF-2A7726AA5E07}" w16sdtdh:storeItemChecksum="Vh32OQ=="/>
+        </w:sdtPr>
+        <w:sdtContent>
           <w:r>
-            <w:t>CompanyAddr4</w:t>
+            <w:t>CompanyAddress4</w:t>
           </w:r>
-        </w:p>
-      </w:sdtContent>
-    </w:sdt>
-    <w:sdt>
-      <w:sdtPr>
-        <w:alias w:val="#Nav: /Company_Information/CompanyAddr5"/>
-        <w:tag w:val="#Nav: Sales_Invoice_with_Adv_CZZ/31018"/>
-        <w:id w:val="-2120205303"/>
-        <w:placeholder>
-          <w:docPart w:val="DefaultPlaceholder_-1854013440"/>
-        </w:placeholder>
-        <w:dataBinding w:prefixMappings="xmlns:ns0='urn:microsoft-dynamics-nav/reports/Sales_Invoice_with_Adv_CZZ/31018/'" w:xpath="/ns0:NavWordReportXmlPart[1]/ns0:Company_Information[1]/ns0:CompanyAddr5[1]" w:storeItemID="{92C2A07D-19CA-4E07-8FDF-2A7726AA5E07}"/>
-        <w:text/>
-      </w:sdtPr>
-      <w:sdtContent>
-        <w:p>
-          <w:pPr>
-            <w:pStyle w:val="NoSpacing"/>
-          </w:pPr>
+        </w:sdtContent>
+      </w:sdt>
+    </w:p>
+    <w:p>
+      <w:pPr>
+        <w:pStyle w:val="Bezmezer"/>
+      </w:pPr>
+      <w:sdt>
+        <w:sdtPr>
+          <w:id w:val="-805544946"/>
+          <w:placeholder>
+            <w:docPart w:val="DefaultPlaceholder_-1854013440"/>
+          </w:placeholder>
+          <w15:dataBinding w:prefixMappings="xmlns:ns0='urn:microsoft-dynamics-nav/reports/Sales_Invoice_with_Adv_CZZ/31018/' " w:xpath="/ns0:NavWordReportXmlPart[1]/ns0:Sales_Invoice_Header[1]/ns0:CompanyAddress5[1]" w:storeItemID="{92C2A07D-19CA-4E07-8FDF-2A7726AA5E07}" w16sdtdh:storeItemChecksum="Vh32OQ=="/>
+        </w:sdtPr>
+        <w:sdtContent>
           <w:r>
-            <w:t>CompanyAddr5</w:t>
+            <w:t>CompanyAddress5</w:t>
           </w:r>
-        </w:p>
-      </w:sdtContent>
-    </w:sdt>
-    <w:sdt>
-      <w:sdtPr>
-        <w:alias w:val="#Nav: /Company_Information/CompanyAddr6"/>
-        <w:tag w:val="#Nav: Sales_Invoice_with_Adv_CZZ/31018"/>
-        <w:id w:val="-2096318595"/>
-        <w:placeholder>
-          <w:docPart w:val="DefaultPlaceholder_-1854013440"/>
-        </w:placeholder>
-        <w:dataBinding w:prefixMappings="xmlns:ns0='urn:microsoft-dynamics-nav/reports/Sales_Invoice_with_Adv_CZZ/31018/'" w:xpath="/ns0:NavWordReportXmlPart[1]/ns0:Company_Information[1]/ns0:CompanyAddr6[1]" w:storeItemID="{92C2A07D-19CA-4E07-8FDF-2A7726AA5E07}"/>
-        <w:text/>
-      </w:sdtPr>
-      <w:sdtContent>
-        <w:p>
-          <w:pPr>
-            <w:pStyle w:val="NoSpacing"/>
-          </w:pPr>
+        </w:sdtContent>
+      </w:sdt>
+    </w:p>
+    <w:p>
+      <w:pPr>
+        <w:pStyle w:val="Bezmezer"/>
+      </w:pPr>
+      <w:sdt>
+        <w:sdtPr>
+          <w:id w:val="436415745"/>
+          <w:placeholder>
+            <w:docPart w:val="DefaultPlaceholder_-1854013440"/>
+          </w:placeholder>
+          <w15:dataBinding w:prefixMappings="xmlns:ns0='urn:microsoft-dynamics-nav/reports/Sales_Invoice_with_Adv_CZZ/31018/' " w:xpath="/ns0:NavWordReportXmlPart[1]/ns0:Sales_Invoice_Header[1]/ns0:CompanyAddress6[1]" w:storeItemID="{92C2A07D-19CA-4E07-8FDF-2A7726AA5E07}" w16sdtdh:storeItemChecksum="Vh32OQ=="/>
+        </w:sdtPr>
+        <w:sdtContent>
           <w:r>
-            <w:t>CompanyAddr6</w:t>
+            <w:t>CompanyAddress6</w:t>
           </w:r>
-        </w:p>
-      </w:sdtContent>
-    </w:sdt>
+        </w:sdtContent>
+      </w:sdt>
+    </w:p>
     <w:p/>
     <w:sectPr>
       <w:pgSz w:w="11906" w:h="16838"/>
@@ -932,15 +914,15 @@
     <w:lsdException w:name="Unresolved Mention" w:semiHidden="1" w:unhideWhenUsed="1"/>
     <w:lsdException w:name="Smart Link" w:semiHidden="1" w:unhideWhenUsed="1"/>
   </w:latentStyles>
-  <w:style w:type="paragraph" w:default="1" w:styleId="Normal">
+  <w:style w:type="paragraph" w:default="1" w:styleId="Normln">
     <w:name w:val="Normal"/>
     <w:qFormat/>
   </w:style>
-  <w:style w:type="paragraph" w:styleId="Heading1">
+  <w:style w:type="paragraph" w:styleId="Nadpis1">
     <w:name w:val="heading 1"/>
-    <w:basedOn w:val="Normal"/>
-    <w:next w:val="Normal"/>
-    <w:link w:val="Heading1Char"/>
+    <w:basedOn w:val="Normln"/>
+    <w:next w:val="Normln"/>
+    <w:link w:val="Nadpis1Char"/>
     <w:uiPriority w:val="9"/>
     <w:qFormat/>
     <w:rsid w:val="0049272C"/>
@@ -955,13 +937,13 @@
       <w:szCs w:val="16"/>
     </w:rPr>
   </w:style>
-  <w:style w:type="character" w:default="1" w:styleId="DefaultParagraphFont">
+  <w:style w:type="character" w:default="1" w:styleId="Standardnpsmoodstavce">
     <w:name w:val="Default Paragraph Font"/>
     <w:uiPriority w:val="1"/>
     <w:semiHidden/>
     <w:unhideWhenUsed/>
   </w:style>
-  <w:style w:type="table" w:default="1" w:styleId="TableNormal">
+  <w:style w:type="table" w:default="1" w:styleId="Normlntabulka">
     <w:name w:val="Normal Table"/>
     <w:uiPriority w:val="99"/>
     <w:semiHidden/>
@@ -976,16 +958,16 @@
       </w:tblCellMar>
     </w:tblPr>
   </w:style>
-  <w:style w:type="numbering" w:default="1" w:styleId="NoList">
+  <w:style w:type="numbering" w:default="1" w:styleId="Bezseznamu">
     <w:name w:val="No List"/>
     <w:uiPriority w:val="99"/>
     <w:semiHidden/>
     <w:unhideWhenUsed/>
   </w:style>
-  <w:style w:type="character" w:customStyle="1" w:styleId="Heading1Char">
-    <w:name w:val="Heading 1 Char"/>
-    <w:basedOn w:val="DefaultParagraphFont"/>
-    <w:link w:val="Heading1"/>
+  <w:style w:type="character" w:customStyle="1" w:styleId="Nadpis1Char">
+    <w:name w:val="Nadpis 1 Char"/>
+    <w:basedOn w:val="Standardnpsmoodstavce"/>
+    <w:link w:val="Nadpis1"/>
     <w:uiPriority w:val="9"/>
     <w:rsid w:val="0049272C"/>
     <w:rPr>
@@ -995,9 +977,9 @@
       <w:szCs w:val="16"/>
     </w:rPr>
   </w:style>
-  <w:style w:type="table" w:styleId="TableGrid">
+  <w:style w:type="table" w:styleId="Mkatabulky">
     <w:name w:val="Table Grid"/>
-    <w:basedOn w:val="TableNormal"/>
+    <w:basedOn w:val="Normlntabulka"/>
     <w:uiPriority w:val="39"/>
     <w:rsid w:val="0049272C"/>
     <w:pPr>
@@ -1014,7 +996,7 @@
       </w:tblBorders>
     </w:tblPr>
   </w:style>
-  <w:style w:type="paragraph" w:styleId="NoSpacing">
+  <w:style w:type="paragraph" w:styleId="Bezmezer">
     <w:name w:val="No Spacing"/>
     <w:uiPriority w:val="1"/>
     <w:qFormat/>
@@ -1023,11 +1005,11 @@
       <w:spacing w:after="0" w:line="240" w:lineRule="auto"/>
     </w:pPr>
   </w:style>
-  <w:style w:type="paragraph" w:styleId="Title">
+  <w:style w:type="paragraph" w:styleId="Nzev">
     <w:name w:val="Title"/>
-    <w:basedOn w:val="Header"/>
-    <w:next w:val="Normal"/>
-    <w:link w:val="TitleChar"/>
+    <w:basedOn w:val="Zhlav"/>
+    <w:next w:val="Normln"/>
+    <w:link w:val="NzevChar"/>
     <w:uiPriority w:val="10"/>
     <w:qFormat/>
     <w:rsid w:val="0049272C"/>
@@ -1039,10 +1021,10 @@
       <w:sz w:val="36"/>
     </w:rPr>
   </w:style>
-  <w:style w:type="character" w:customStyle="1" w:styleId="TitleChar">
-    <w:name w:val="Title Char"/>
-    <w:basedOn w:val="DefaultParagraphFont"/>
-    <w:link w:val="Title"/>
+  <w:style w:type="character" w:customStyle="1" w:styleId="NzevChar">
+    <w:name w:val="Název Char"/>
+    <w:basedOn w:val="Standardnpsmoodstavce"/>
+    <w:link w:val="Nzev"/>
     <w:uiPriority w:val="10"/>
     <w:rsid w:val="0049272C"/>
     <w:rPr>
@@ -1050,11 +1032,11 @@
       <w:sz w:val="36"/>
     </w:rPr>
   </w:style>
-  <w:style w:type="paragraph" w:styleId="Subtitle">
+  <w:style w:type="paragraph" w:styleId="Podnadpis">
     <w:name w:val="Subtitle"/>
-    <w:basedOn w:val="Header"/>
-    <w:next w:val="Normal"/>
-    <w:link w:val="SubtitleChar"/>
+    <w:basedOn w:val="Zhlav"/>
+    <w:next w:val="Normln"/>
+    <w:link w:val="PodnadpisChar"/>
     <w:uiPriority w:val="11"/>
     <w:qFormat/>
     <w:rsid w:val="0049272C"/>
@@ -1063,10 +1045,10 @@
       <w:szCs w:val="20"/>
     </w:rPr>
   </w:style>
-  <w:style w:type="character" w:customStyle="1" w:styleId="SubtitleChar">
-    <w:name w:val="Subtitle Char"/>
-    <w:basedOn w:val="DefaultParagraphFont"/>
-    <w:link w:val="Subtitle"/>
+  <w:style w:type="character" w:customStyle="1" w:styleId="PodnadpisChar">
+    <w:name w:val="Podnadpis Char"/>
+    <w:basedOn w:val="Standardnpsmoodstavce"/>
+    <w:link w:val="Podnadpis"/>
     <w:uiPriority w:val="11"/>
     <w:rsid w:val="0049272C"/>
     <w:rPr>
@@ -1074,10 +1056,10 @@
       <w:szCs w:val="20"/>
     </w:rPr>
   </w:style>
-  <w:style w:type="paragraph" w:styleId="Header">
+  <w:style w:type="paragraph" w:styleId="Zhlav">
     <w:name w:val="header"/>
-    <w:basedOn w:val="Normal"/>
-    <w:link w:val="HeaderChar"/>
+    <w:basedOn w:val="Normln"/>
+    <w:link w:val="ZhlavChar"/>
     <w:uiPriority w:val="99"/>
     <w:semiHidden/>
     <w:unhideWhenUsed/>
@@ -1090,17 +1072,17 @@
       <w:spacing w:after="0" w:line="240" w:lineRule="auto"/>
     </w:pPr>
   </w:style>
-  <w:style w:type="character" w:customStyle="1" w:styleId="HeaderChar">
-    <w:name w:val="Header Char"/>
-    <w:basedOn w:val="DefaultParagraphFont"/>
-    <w:link w:val="Header"/>
+  <w:style w:type="character" w:customStyle="1" w:styleId="ZhlavChar">
+    <w:name w:val="Záhlaví Char"/>
+    <w:basedOn w:val="Standardnpsmoodstavce"/>
+    <w:link w:val="Zhlav"/>
     <w:uiPriority w:val="99"/>
     <w:semiHidden/>
     <w:rsid w:val="0049272C"/>
   </w:style>
-  <w:style w:type="character" w:styleId="PlaceholderText">
+  <w:style w:type="character" w:styleId="Zstupntext">
     <w:name w:val="Placeholder Text"/>
-    <w:basedOn w:val="DefaultParagraphFont"/>
+    <w:basedOn w:val="Standardnpsmoodstavce"/>
     <w:uiPriority w:val="99"/>
     <w:semiHidden/>
     <w:rsid w:val="0049272C"/>
@@ -1133,7 +1115,7 @@
         <w:p>
           <w:r>
             <w:rPr>
-              <w:rStyle w:val="PlaceholderText"/>
+              <w:rStyle w:val="Zstupntext"/>
             </w:rPr>
             <w:t>Click or tap here to enter text.</w:t>
           </w:r>
@@ -1201,6 +1183,8 @@
     <w:rsid w:val="00133C8E"/>
     <w:rsid w:val="00374DDF"/>
     <w:rsid w:val="0064211B"/>
+    <w:rsid w:val="00674B6A"/>
+    <w:rsid w:val="006A1280"/>
     <w:rsid w:val="008F621F"/>
     <w:rsid w:val="00A54CC6"/>
     <w:rsid w:val="00C0123A"/>
@@ -1624,17 +1608,17 @@
     <w:lsdException w:name="Unresolved Mention" w:semiHidden="1" w:unhideWhenUsed="1"/>
     <w:lsdException w:name="Smart Link" w:semiHidden="1" w:unhideWhenUsed="1"/>
   </w:latentStyles>
-  <w:style w:type="paragraph" w:default="1" w:styleId="Normal">
+  <w:style w:type="paragraph" w:default="1" w:styleId="Normln">
     <w:name w:val="Normal"/>
     <w:qFormat/>
   </w:style>
-  <w:style w:type="character" w:default="1" w:styleId="DefaultParagraphFont">
+  <w:style w:type="character" w:default="1" w:styleId="Standardnpsmoodstavce">
     <w:name w:val="Default Paragraph Font"/>
     <w:uiPriority w:val="1"/>
     <w:semiHidden/>
     <w:unhideWhenUsed/>
   </w:style>
-  <w:style w:type="table" w:default="1" w:styleId="TableNormal">
+  <w:style w:type="table" w:default="1" w:styleId="Normlntabulka">
     <w:name w:val="Normal Table"/>
     <w:uiPriority w:val="99"/>
     <w:semiHidden/>
@@ -1649,15 +1633,15 @@
       </w:tblCellMar>
     </w:tblPr>
   </w:style>
-  <w:style w:type="numbering" w:default="1" w:styleId="NoList">
+  <w:style w:type="numbering" w:default="1" w:styleId="Bezseznamu">
     <w:name w:val="No List"/>
     <w:uiPriority w:val="99"/>
     <w:semiHidden/>
     <w:unhideWhenUsed/>
   </w:style>
-  <w:style w:type="character" w:styleId="PlaceholderText">
+  <w:style w:type="character" w:styleId="Zstupntext">
     <w:name w:val="Placeholder Text"/>
-    <w:basedOn w:val="DefaultParagraphFont"/>
+    <w:basedOn w:val="Standardnpsmoodstavce"/>
     <w:uiPriority w:val="99"/>
     <w:semiHidden/>
     <w:rsid w:val="0064211B"/>
@@ -2054,7 +2038,7 @@
  
          < H o m e P a g e _ C o m p a n y I n f o r m a t i o n > H o m e P a g e _ C o m p a n y I n f o r m a t i o n < / H o m e P a g e _ C o m p a n y I n f o r m a t i o n >   
-         < P i c t u r e _ C o m p a n y I n f o r m a t i o n > P i c t u r e _ C o m p a n y I n f o r m a t i o n < / P i c t u r e _ C o m p a n y I n f o r m a t i o n > +         < P i c t u r e _ C o m p a n y I n f o r m a t i o n   / >   
          < R e g i s t r a t i o n N o _ C o m p a n y I n f o r m a t i o n > R e g i s t r a t i o n N o _ C o m p a n y I n f o r m a t i o n < / R e g i s t r a t i o n N o _ C o m p a n y I n f o r m a t i o n >   
@@ -2099,6 +2083,18 @@
          < C a l c u l a t e d E x c h R a t e > C a l c u l a t e d E x c h R a t e < / C a l c u l a t e d E x c h R a t e >   
          < C l o s i n g L b l > C l o s i n g L b l < / C l o s i n g L b l > + 
+         < C o m p a n y A d d r e s s 1 > C o m p a n y A d d r e s s 1 < / C o m p a n y A d d r e s s 1 > + 
+         < C o m p a n y A d d r e s s 2 > C o m p a n y A d d r e s s 2 < / C o m p a n y A d d r e s s 2 > + 
+         < C o m p a n y A d d r e s s 3 > C o m p a n y A d d r e s s 3 < / C o m p a n y A d d r e s s 3 > + 
+         < C o m p a n y A d d r e s s 4 > C o m p a n y A d d r e s s 4 < / C o m p a n y A d d r e s s 4 > + 
+         < C o m p a n y A d d r e s s 5 > C o m p a n y A d d r e s s 5 < / C o m p a n y A d d r e s s 5 > + 
+         < C o m p a n y A d d r e s s 6 > C o m p a n y A d d r e s s 6 < / C o m p a n y A d d r e s s 6 >   
          < C o p y L b l > C o p y L b l < / C o p y L b l >   

--- a/AdvancePaymentsLocalizationForCzech/Source/Advance Payments Localization for Czech/Src/Reports/SalesInvoicewithAdvEmail.docx
+++ b/AdvancePaymentsLocalizationForCzech/Source/Advance Payments Localization for Czech/Src/Reports/SalesInvoicewithAdvEmail.docx
@@ -16,7 +16,7 @@
       <w:sdtContent>
         <w:p>
           <w:pPr>
-            <w:pStyle w:val="Title"/>
+            <w:pStyle w:val="Nzev"/>
             <w:spacing w:before="120"/>
           </w:pPr>
           <w:proofErr w:type="spellStart"/>
@@ -94,7 +94,7 @@
     </w:sdt>
     <w:tbl>
       <w:tblPr>
-        <w:tblStyle w:val="TableGrid"/>
+        <w:tblStyle w:val="Mkatabulky"/>
         <w:tblW w:w="10260" w:type="dxa"/>
         <w:tblBorders>
           <w:top w:val="none" w:color="auto" w:sz="0" w:space="0"/>
@@ -141,7 +141,7 @@
               </w:tcPr>
               <w:p>
                 <w:pPr>
-                  <w:pStyle w:val="Heading1"/>
+                  <w:pStyle w:val="Nadpis1"/>
                 </w:pPr>
                 <w:proofErr w:type="spellStart"/>
                 <w:r>
@@ -177,7 +177,7 @@
               </w:tcPr>
               <w:p>
                 <w:pPr>
-                  <w:pStyle w:val="Heading1"/>
+                  <w:pStyle w:val="Nadpis1"/>
                 </w:pPr>
                 <w:r>
                   <w:t>DueDate_SalesInvoiceHeaderCaption</w:t>
@@ -211,7 +211,7 @@
               </w:tcPr>
               <w:p>
                 <w:pPr>
-                  <w:pStyle w:val="Heading1"/>
+                  <w:pStyle w:val="Nadpis1"/>
                   <w:jc w:val="right"/>
                 </w:pPr>
                 <w:proofErr w:type="spellStart"/>
@@ -348,7 +348,7 @@
     </w:tbl>
     <w:p>
       <w:pPr>
-        <w:pStyle w:val="Subtitle"/>
+        <w:pStyle w:val="Podnadpis"/>
       </w:pPr>
       <w:sdt>
         <w:sdtPr>
@@ -394,138 +394,120 @@
         </w:p>
       </w:sdtContent>
     </w:sdt>
-    <w:sdt>
-      <w:sdtPr>
-        <w:alias w:val="#Nav: /Company_Information/CompanyAddr1"/>
-        <w:tag w:val="#Nav: Sales_Invoice_with_Adv_CZZ/31018"/>
-        <w:id w:val="533919713"/>
-        <w:placeholder>
-          <w:docPart w:val="DefaultPlaceholder_-1854013440"/>
-        </w:placeholder>
-        <w:dataBinding w:prefixMappings="xmlns:ns0='urn:microsoft-dynamics-nav/reports/Sales_Invoice_with_Adv_CZZ/31018/'" w:xpath="/ns0:NavWordReportXmlPart[1]/ns0:Company_Information[1]/ns0:CompanyAddr1[1]" w:storeItemID="{92C2A07D-19CA-4E07-8FDF-2A7726AA5E07}"/>
-        <w:text/>
-      </w:sdtPr>
-      <w:sdtContent>
-        <w:p>
-          <w:pPr>
-            <w:pStyle w:val="NoSpacing"/>
-          </w:pPr>
+    <w:p>
+      <w:pPr>
+        <w:pStyle w:val="Bezmezer"/>
+      </w:pPr>
+      <w:sdt>
+        <w:sdtPr>
+          <w:id w:val="787166585"/>
+          <w:placeholder>
+            <w:docPart w:val="DefaultPlaceholder_-1854013440"/>
+          </w:placeholder>
+          <w15:dataBinding w:prefixMappings="xmlns:ns0='urn:microsoft-dynamics-nav/reports/Sales_Invoice_with_Adv_CZZ/31018/' " w:xpath="/ns0:NavWordReportXmlPart[1]/ns0:Sales_Invoice_Header[1]/ns0:CompanyAddress1[1]" w:storeItemID="{92C2A07D-19CA-4E07-8FDF-2A7726AA5E07}" w16sdtdh:storeItemChecksum="Vh32OQ=="/>
+        </w:sdtPr>
+        <w:sdtContent>
           <w:r>
-            <w:t>CompanyAddr1</w:t>
+            <w:t>CompanyAddress1</w:t>
           </w:r>
-        </w:p>
-      </w:sdtContent>
-    </w:sdt>
-    <w:sdt>
-      <w:sdtPr>
-        <w:alias w:val="#Nav: /Company_Information/CompanyAddr2"/>
-        <w:tag w:val="#Nav: Sales_Invoice_with_Adv_CZZ/31018"/>
-        <w:id w:val="-1234084182"/>
-        <w:placeholder>
-          <w:docPart w:val="DefaultPlaceholder_-1854013440"/>
-        </w:placeholder>
-        <w:dataBinding w:prefixMappings="xmlns:ns0='urn:microsoft-dynamics-nav/reports/Sales_Invoice_with_Adv_CZZ/31018/'" w:xpath="/ns0:NavWordReportXmlPart[1]/ns0:Company_Information[1]/ns0:CompanyAddr2[1]" w:storeItemID="{92C2A07D-19CA-4E07-8FDF-2A7726AA5E07}"/>
-        <w:text/>
-      </w:sdtPr>
-      <w:sdtContent>
-        <w:p>
-          <w:pPr>
-            <w:pStyle w:val="NoSpacing"/>
-          </w:pPr>
+        </w:sdtContent>
+      </w:sdt>
+    </w:p>
+    <w:p>
+      <w:pPr>
+        <w:pStyle w:val="Bezmezer"/>
+      </w:pPr>
+      <w:sdt>
+        <w:sdtPr>
+          <w:id w:val="-1387487876"/>
+          <w:placeholder>
+            <w:docPart w:val="DefaultPlaceholder_-1854013440"/>
+          </w:placeholder>
+          <w15:dataBinding w:prefixMappings="xmlns:ns0='urn:microsoft-dynamics-nav/reports/Sales_Invoice_with_Adv_CZZ/31018/' " w:xpath="/ns0:NavWordReportXmlPart[1]/ns0:Sales_Invoice_Header[1]/ns0:CompanyAddress2[1]" w:storeItemID="{92C2A07D-19CA-4E07-8FDF-2A7726AA5E07}" w16sdtdh:storeItemChecksum="Vh32OQ=="/>
+        </w:sdtPr>
+        <w:sdtContent>
           <w:r>
-            <w:t>CompanyAddr2</w:t>
+            <w:t>CompanyAddress2</w:t>
           </w:r>
-        </w:p>
-      </w:sdtContent>
-    </w:sdt>
-    <w:sdt>
-      <w:sdtPr>
-        <w:alias w:val="#Nav: /Company_Information/CompanyAddr3"/>
-        <w:tag w:val="#Nav: Sales_Invoice_with_Adv_CZZ/31018"/>
-        <w:id w:val="-1660619902"/>
-        <w:placeholder>
-          <w:docPart w:val="DefaultPlaceholder_-1854013440"/>
-        </w:placeholder>
-        <w:dataBinding w:prefixMappings="xmlns:ns0='urn:microsoft-dynamics-nav/reports/Sales_Invoice_with_Adv_CZZ/31018/'" w:xpath="/ns0:NavWordReportXmlPart[1]/ns0:Company_Information[1]/ns0:CompanyAddr3[1]" w:storeItemID="{92C2A07D-19CA-4E07-8FDF-2A7726AA5E07}"/>
-        <w:text/>
-      </w:sdtPr>
-      <w:sdtContent>
-        <w:p>
-          <w:pPr>
-            <w:pStyle w:val="NoSpacing"/>
-          </w:pPr>
+        </w:sdtContent>
+      </w:sdt>
+    </w:p>
+    <w:p>
+      <w:pPr>
+        <w:pStyle w:val="Bezmezer"/>
+      </w:pPr>
+      <w:sdt>
+        <w:sdtPr>
+          <w:id w:val="943348489"/>
+          <w:placeholder>
+            <w:docPart w:val="DefaultPlaceholder_-1854013440"/>
+          </w:placeholder>
+          <w15:dataBinding w:prefixMappings="xmlns:ns0='urn:microsoft-dynamics-nav/reports/Sales_Invoice_with_Adv_CZZ/31018/' " w:xpath="/ns0:NavWordReportXmlPart[1]/ns0:Sales_Invoice_Header[1]/ns0:CompanyAddress3[1]" w:storeItemID="{92C2A07D-19CA-4E07-8FDF-2A7726AA5E07}" w16sdtdh:storeItemChecksum="Vh32OQ=="/>
+        </w:sdtPr>
+        <w:sdtContent>
           <w:r>
-            <w:t>CompanyAddr3</w:t>
+            <w:t>CompanyAddress3</w:t>
           </w:r>
-        </w:p>
-      </w:sdtContent>
-    </w:sdt>
-    <w:sdt>
-      <w:sdtPr>
-        <w:alias w:val="#Nav: /Company_Information/CompanyAddr4"/>
-        <w:tag w:val="#Nav: Sales_Invoice_with_Adv_CZZ/31018"/>
-        <w:id w:val="881294636"/>
-        <w:placeholder>
-          <w:docPart w:val="DefaultPlaceholder_-1854013440"/>
-        </w:placeholder>
-        <w:dataBinding w:prefixMappings="xmlns:ns0='urn:microsoft-dynamics-nav/reports/Sales_Invoice_with_Adv_CZZ/31018/'" w:xpath="/ns0:NavWordReportXmlPart[1]/ns0:Company_Information[1]/ns0:CompanyAddr4[1]" w:storeItemID="{92C2A07D-19CA-4E07-8FDF-2A7726AA5E07}"/>
-        <w:text/>
-      </w:sdtPr>
-      <w:sdtContent>
-        <w:p>
-          <w:pPr>
-            <w:pStyle w:val="NoSpacing"/>
-          </w:pPr>
+        </w:sdtContent>
+      </w:sdt>
+    </w:p>
+    <w:p>
+      <w:pPr>
+        <w:pStyle w:val="Bezmezer"/>
+      </w:pPr>
+      <w:sdt>
+        <w:sdtPr>
+          <w:id w:val="623500035"/>
+          <w:placeholder>
+            <w:docPart w:val="DefaultPlaceholder_-1854013440"/>
+          </w:placeholder>
+          <w15:dataBinding w:prefixMappings="xmlns:ns0='urn:microsoft-dynamics-nav/reports/Sales_Invoice_with_Adv_CZZ/31018/' " w:xpath="/ns0:NavWordReportXmlPart[1]/ns0:Sales_Invoice_Header[1]/ns0:CompanyAddress4[1]" w:storeItemID="{92C2A07D-19CA-4E07-8FDF-2A7726AA5E07}" w16sdtdh:storeItemChecksum="Vh32OQ=="/>
+        </w:sdtPr>
+        <w:sdtContent>
           <w:r>
-            <w:t>CompanyAddr4</w:t>
+            <w:t>CompanyAddress4</w:t>
           </w:r>
-        </w:p>
-      </w:sdtContent>
-    </w:sdt>
-    <w:sdt>
-      <w:sdtPr>
-        <w:alias w:val="#Nav: /Company_Information/CompanyAddr5"/>
-        <w:tag w:val="#Nav: Sales_Invoice_with_Adv_CZZ/31018"/>
-        <w:id w:val="-2120205303"/>
-        <w:placeholder>
-          <w:docPart w:val="DefaultPlaceholder_-1854013440"/>
-        </w:placeholder>
-        <w:dataBinding w:prefixMappings="xmlns:ns0='urn:microsoft-dynamics-nav/reports/Sales_Invoice_with_Adv_CZZ/31018/'" w:xpath="/ns0:NavWordReportXmlPart[1]/ns0:Company_Information[1]/ns0:CompanyAddr5[1]" w:storeItemID="{92C2A07D-19CA-4E07-8FDF-2A7726AA5E07}"/>
-        <w:text/>
-      </w:sdtPr>
-      <w:sdtContent>
-        <w:p>
-          <w:pPr>
-            <w:pStyle w:val="NoSpacing"/>
-          </w:pPr>
+        </w:sdtContent>
+      </w:sdt>
+    </w:p>
+    <w:p>
+      <w:pPr>
+        <w:pStyle w:val="Bezmezer"/>
+      </w:pPr>
+      <w:sdt>
+        <w:sdtPr>
+          <w:id w:val="-805544946"/>
+          <w:placeholder>
+            <w:docPart w:val="DefaultPlaceholder_-1854013440"/>
+          </w:placeholder>
+          <w15:dataBinding w:prefixMappings="xmlns:ns0='urn:microsoft-dynamics-nav/reports/Sales_Invoice_with_Adv_CZZ/31018/' " w:xpath="/ns0:NavWordReportXmlPart[1]/ns0:Sales_Invoice_Header[1]/ns0:CompanyAddress5[1]" w:storeItemID="{92C2A07D-19CA-4E07-8FDF-2A7726AA5E07}" w16sdtdh:storeItemChecksum="Vh32OQ=="/>
+        </w:sdtPr>
+        <w:sdtContent>
           <w:r>
-            <w:t>CompanyAddr5</w:t>
+            <w:t>CompanyAddress5</w:t>
           </w:r>
-        </w:p>
-      </w:sdtContent>
-    </w:sdt>
-    <w:sdt>
-      <w:sdtPr>
-        <w:alias w:val="#Nav: /Company_Information/CompanyAddr6"/>
-        <w:tag w:val="#Nav: Sales_Invoice_with_Adv_CZZ/31018"/>
-        <w:id w:val="-2096318595"/>
-        <w:placeholder>
-          <w:docPart w:val="DefaultPlaceholder_-1854013440"/>
-        </w:placeholder>
-        <w:dataBinding w:prefixMappings="xmlns:ns0='urn:microsoft-dynamics-nav/reports/Sales_Invoice_with_Adv_CZZ/31018/'" w:xpath="/ns0:NavWordReportXmlPart[1]/ns0:Company_Information[1]/ns0:CompanyAddr6[1]" w:storeItemID="{92C2A07D-19CA-4E07-8FDF-2A7726AA5E07}"/>
-        <w:text/>
-      </w:sdtPr>
-      <w:sdtContent>
-        <w:p>
-          <w:pPr>
-            <w:pStyle w:val="NoSpacing"/>
-          </w:pPr>
+        </w:sdtContent>
+      </w:sdt>
+    </w:p>
+    <w:p>
+      <w:pPr>
+        <w:pStyle w:val="Bezmezer"/>
+      </w:pPr>
+      <w:sdt>
+        <w:sdtPr>
+          <w:id w:val="436415745"/>
+          <w:placeholder>
+            <w:docPart w:val="DefaultPlaceholder_-1854013440"/>
+          </w:placeholder>
+          <w15:dataBinding w:prefixMappings="xmlns:ns0='urn:microsoft-dynamics-nav/reports/Sales_Invoice_with_Adv_CZZ/31018/' " w:xpath="/ns0:NavWordReportXmlPart[1]/ns0:Sales_Invoice_Header[1]/ns0:CompanyAddress6[1]" w:storeItemID="{92C2A07D-19CA-4E07-8FDF-2A7726AA5E07}" w16sdtdh:storeItemChecksum="Vh32OQ=="/>
+        </w:sdtPr>
+        <w:sdtContent>
           <w:r>
-            <w:t>CompanyAddr6</w:t>
+            <w:t>CompanyAddress6</w:t>
           </w:r>
-        </w:p>
-      </w:sdtContent>
-    </w:sdt>
+        </w:sdtContent>
+      </w:sdt>
+    </w:p>
     <w:p/>
     <w:sectPr>
       <w:pgSz w:w="11906" w:h="16838"/>
@@ -932,15 +914,15 @@
     <w:lsdException w:name="Unresolved Mention" w:semiHidden="1" w:unhideWhenUsed="1"/>
     <w:lsdException w:name="Smart Link" w:semiHidden="1" w:unhideWhenUsed="1"/>
   </w:latentStyles>
-  <w:style w:type="paragraph" w:default="1" w:styleId="Normal">
+  <w:style w:type="paragraph" w:default="1" w:styleId="Normln">
     <w:name w:val="Normal"/>
     <w:qFormat/>
   </w:style>
-  <w:style w:type="paragraph" w:styleId="Heading1">
+  <w:style w:type="paragraph" w:styleId="Nadpis1">
     <w:name w:val="heading 1"/>
-    <w:basedOn w:val="Normal"/>
-    <w:next w:val="Normal"/>
-    <w:link w:val="Heading1Char"/>
+    <w:basedOn w:val="Normln"/>
+    <w:next w:val="Normln"/>
+    <w:link w:val="Nadpis1Char"/>
     <w:uiPriority w:val="9"/>
     <w:qFormat/>
     <w:rsid w:val="0049272C"/>
@@ -955,13 +937,13 @@
       <w:szCs w:val="16"/>
     </w:rPr>
   </w:style>
-  <w:style w:type="character" w:default="1" w:styleId="DefaultParagraphFont">
+  <w:style w:type="character" w:default="1" w:styleId="Standardnpsmoodstavce">
     <w:name w:val="Default Paragraph Font"/>
     <w:uiPriority w:val="1"/>
     <w:semiHidden/>
     <w:unhideWhenUsed/>
   </w:style>
-  <w:style w:type="table" w:default="1" w:styleId="TableNormal">
+  <w:style w:type="table" w:default="1" w:styleId="Normlntabulka">
     <w:name w:val="Normal Table"/>
     <w:uiPriority w:val="99"/>
     <w:semiHidden/>
@@ -976,16 +958,16 @@
       </w:tblCellMar>
     </w:tblPr>
   </w:style>
-  <w:style w:type="numbering" w:default="1" w:styleId="NoList">
+  <w:style w:type="numbering" w:default="1" w:styleId="Bezseznamu">
     <w:name w:val="No List"/>
     <w:uiPriority w:val="99"/>
     <w:semiHidden/>
     <w:unhideWhenUsed/>
   </w:style>
-  <w:style w:type="character" w:customStyle="1" w:styleId="Heading1Char">
-    <w:name w:val="Heading 1 Char"/>
-    <w:basedOn w:val="DefaultParagraphFont"/>
-    <w:link w:val="Heading1"/>
+  <w:style w:type="character" w:customStyle="1" w:styleId="Nadpis1Char">
+    <w:name w:val="Nadpis 1 Char"/>
+    <w:basedOn w:val="Standardnpsmoodstavce"/>
+    <w:link w:val="Nadpis1"/>
     <w:uiPriority w:val="9"/>
     <w:rsid w:val="0049272C"/>
     <w:rPr>
@@ -995,9 +977,9 @@
       <w:szCs w:val="16"/>
     </w:rPr>
   </w:style>
-  <w:style w:type="table" w:styleId="TableGrid">
+  <w:style w:type="table" w:styleId="Mkatabulky">
     <w:name w:val="Table Grid"/>
-    <w:basedOn w:val="TableNormal"/>
+    <w:basedOn w:val="Normlntabulka"/>
     <w:uiPriority w:val="39"/>
     <w:rsid w:val="0049272C"/>
     <w:pPr>
@@ -1014,7 +996,7 @@
       </w:tblBorders>
     </w:tblPr>
   </w:style>
-  <w:style w:type="paragraph" w:styleId="NoSpacing">
+  <w:style w:type="paragraph" w:styleId="Bezmezer">
     <w:name w:val="No Spacing"/>
     <w:uiPriority w:val="1"/>
     <w:qFormat/>
@@ -1023,11 +1005,11 @@
       <w:spacing w:after="0" w:line="240" w:lineRule="auto"/>
     </w:pPr>
   </w:style>
-  <w:style w:type="paragraph" w:styleId="Title">
+  <w:style w:type="paragraph" w:styleId="Nzev">
     <w:name w:val="Title"/>
-    <w:basedOn w:val="Header"/>
-    <w:next w:val="Normal"/>
-    <w:link w:val="TitleChar"/>
+    <w:basedOn w:val="Zhlav"/>
+    <w:next w:val="Normln"/>
+    <w:link w:val="NzevChar"/>
     <w:uiPriority w:val="10"/>
     <w:qFormat/>
     <w:rsid w:val="0049272C"/>
@@ -1039,10 +1021,10 @@
       <w:sz w:val="36"/>
     </w:rPr>
   </w:style>
-  <w:style w:type="character" w:customStyle="1" w:styleId="TitleChar">
-    <w:name w:val="Title Char"/>
-    <w:basedOn w:val="DefaultParagraphFont"/>
-    <w:link w:val="Title"/>
+  <w:style w:type="character" w:customStyle="1" w:styleId="NzevChar">
+    <w:name w:val="Název Char"/>
+    <w:basedOn w:val="Standardnpsmoodstavce"/>
+    <w:link w:val="Nzev"/>
     <w:uiPriority w:val="10"/>
     <w:rsid w:val="0049272C"/>
     <w:rPr>
@@ -1050,11 +1032,11 @@
       <w:sz w:val="36"/>
     </w:rPr>
   </w:style>
-  <w:style w:type="paragraph" w:styleId="Subtitle">
+  <w:style w:type="paragraph" w:styleId="Podnadpis">
     <w:name w:val="Subtitle"/>
-    <w:basedOn w:val="Header"/>
-    <w:next w:val="Normal"/>
-    <w:link w:val="SubtitleChar"/>
+    <w:basedOn w:val="Zhlav"/>
+    <w:next w:val="Normln"/>
+    <w:link w:val="PodnadpisChar"/>
     <w:uiPriority w:val="11"/>
     <w:qFormat/>
     <w:rsid w:val="0049272C"/>
@@ -1063,10 +1045,10 @@
       <w:szCs w:val="20"/>
     </w:rPr>
   </w:style>
-  <w:style w:type="character" w:customStyle="1" w:styleId="SubtitleChar">
-    <w:name w:val="Subtitle Char"/>
-    <w:basedOn w:val="DefaultParagraphFont"/>
-    <w:link w:val="Subtitle"/>
+  <w:style w:type="character" w:customStyle="1" w:styleId="PodnadpisChar">
+    <w:name w:val="Podnadpis Char"/>
+    <w:basedOn w:val="Standardnpsmoodstavce"/>
+    <w:link w:val="Podnadpis"/>
     <w:uiPriority w:val="11"/>
     <w:rsid w:val="0049272C"/>
     <w:rPr>
@@ -1074,10 +1056,10 @@
       <w:szCs w:val="20"/>
     </w:rPr>
   </w:style>
-  <w:style w:type="paragraph" w:styleId="Header">
+  <w:style w:type="paragraph" w:styleId="Zhlav">
     <w:name w:val="header"/>
-    <w:basedOn w:val="Normal"/>
-    <w:link w:val="HeaderChar"/>
+    <w:basedOn w:val="Normln"/>
+    <w:link w:val="ZhlavChar"/>
     <w:uiPriority w:val="99"/>
     <w:semiHidden/>
     <w:unhideWhenUsed/>
@@ -1090,17 +1072,17 @@
       <w:spacing w:after="0" w:line="240" w:lineRule="auto"/>
     </w:pPr>
   </w:style>
-  <w:style w:type="character" w:customStyle="1" w:styleId="HeaderChar">
-    <w:name w:val="Header Char"/>
-    <w:basedOn w:val="DefaultParagraphFont"/>
-    <w:link w:val="Header"/>
+  <w:style w:type="character" w:customStyle="1" w:styleId="ZhlavChar">
+    <w:name w:val="Záhlaví Char"/>
+    <w:basedOn w:val="Standardnpsmoodstavce"/>
+    <w:link w:val="Zhlav"/>
     <w:uiPriority w:val="99"/>
     <w:semiHidden/>
     <w:rsid w:val="0049272C"/>
   </w:style>
-  <w:style w:type="character" w:styleId="PlaceholderText">
+  <w:style w:type="character" w:styleId="Zstupntext">
     <w:name w:val="Placeholder Text"/>
-    <w:basedOn w:val="DefaultParagraphFont"/>
+    <w:basedOn w:val="Standardnpsmoodstavce"/>
     <w:uiPriority w:val="99"/>
     <w:semiHidden/>
     <w:rsid w:val="0049272C"/>
@@ -1133,7 +1115,7 @@
         <w:p>
           <w:r>
             <w:rPr>
-              <w:rStyle w:val="PlaceholderText"/>
+              <w:rStyle w:val="Zstupntext"/>
             </w:rPr>
             <w:t>Click or tap here to enter text.</w:t>
           </w:r>
@@ -1201,6 +1183,8 @@
     <w:rsid w:val="00133C8E"/>
     <w:rsid w:val="00374DDF"/>
     <w:rsid w:val="0064211B"/>
+    <w:rsid w:val="00674B6A"/>
+    <w:rsid w:val="006A1280"/>
     <w:rsid w:val="008F621F"/>
     <w:rsid w:val="00A54CC6"/>
     <w:rsid w:val="00C0123A"/>
@@ -1624,17 +1608,17 @@
     <w:lsdException w:name="Unresolved Mention" w:semiHidden="1" w:unhideWhenUsed="1"/>
     <w:lsdException w:name="Smart Link" w:semiHidden="1" w:unhideWhenUsed="1"/>
   </w:latentStyles>
-  <w:style w:type="paragraph" w:default="1" w:styleId="Normal">
+  <w:style w:type="paragraph" w:default="1" w:styleId="Normln">
     <w:name w:val="Normal"/>
     <w:qFormat/>
   </w:style>
-  <w:style w:type="character" w:default="1" w:styleId="DefaultParagraphFont">
+  <w:style w:type="character" w:default="1" w:styleId="Standardnpsmoodstavce">
     <w:name w:val="Default Paragraph Font"/>
     <w:uiPriority w:val="1"/>
     <w:semiHidden/>
     <w:unhideWhenUsed/>
   </w:style>
-  <w:style w:type="table" w:default="1" w:styleId="TableNormal">
+  <w:style w:type="table" w:default="1" w:styleId="Normlntabulka">
     <w:name w:val="Normal Table"/>
     <w:uiPriority w:val="99"/>
     <w:semiHidden/>
@@ -1649,15 +1633,15 @@
       </w:tblCellMar>
     </w:tblPr>
   </w:style>
-  <w:style w:type="numbering" w:default="1" w:styleId="NoList">
+  <w:style w:type="numbering" w:default="1" w:styleId="Bezseznamu">
     <w:name w:val="No List"/>
     <w:uiPriority w:val="99"/>
     <w:semiHidden/>
     <w:unhideWhenUsed/>
   </w:style>
-  <w:style w:type="character" w:styleId="PlaceholderText">
+  <w:style w:type="character" w:styleId="Zstupntext">
     <w:name w:val="Placeholder Text"/>
-    <w:basedOn w:val="DefaultParagraphFont"/>
+    <w:basedOn w:val="Standardnpsmoodstavce"/>
     <w:uiPriority w:val="99"/>
     <w:semiHidden/>
     <w:rsid w:val="0064211B"/>
@@ -2100,6 +2084,18 @@
  
          < C l o s i n g L b l > C l o s i n g L b l < / C l o s i n g L b l >   
+         < C o m p a n y A d d r e s s 1 > C o m p a n y A d d r e s s 1 < / C o m p a n y A d d r e s s 1 > + 
+         < C o m p a n y A d d r e s s 2 > C o m p a n y A d d r e s s 2 < / C o m p a n y A d d r e s s 2 > + 
+         < C o m p a n y A d d r e s s 3 > C o m p a n y A d d r e s s 3 < / C o m p a n y A d d r e s s 3 > + 
+         < C o m p a n y A d d r e s s 4 > C o m p a n y A d d r e s s 4 < / C o m p a n y A d d r e s s 4 > + 
+         < C o m p a n y A d d r e s s 5 > C o m p a n y A d d r e s s 5 < / C o m p a n y A d d r e s s 5 > + 
+         < C o m p a n y A d d r e s s 6 > C o m p a n y A d d r e s s 6 < / C o m p a n y A d d r e s s 6 > + 
          < C o p y L b l > C o p y L b l < / C o p y L b l >   
          < C r e a t o r L b l > C r e a t o r L b l < / C r e a t o r L b l > 